--- a/PBD sprawozdanie.docx
+++ b/PBD sprawozdanie.docx
@@ -1,6 +1,6 @@
 
 <file path=word/document.xml><?xml version="1.0" encoding="utf-8"?>
-<w:document xmlns:wpc="http://schemas.microsoft.com/office/word/2010/wordprocessingCanvas" xmlns:cx="http://schemas.microsoft.com/office/drawing/2014/chartex" xmlns:cx1="http://schemas.microsoft.com/office/drawing/2015/9/8/chartex" xmlns:cx2="http://schemas.microsoft.com/office/drawing/2015/10/21/chartex" xmlns:cx3="http://schemas.microsoft.com/office/drawing/2016/5/9/chartex" xmlns:cx4="http://schemas.microsoft.com/office/drawing/2016/5/10/chartex" xmlns:cx5="http://schemas.microsoft.com/office/drawing/2016/5/11/chartex" xmlns:cx6="http://schemas.microsoft.com/office/drawing/2016/5/12/chartex" xmlns:cx7="http://schemas.microsoft.com/office/drawing/2016/5/13/chartex" xmlns:cx8="http://schemas.microsoft.com/office/drawing/2016/5/14/chartex" xmlns:mc="http://schemas.openxmlformats.org/markup-compatibility/2006" xmlns:aink="http://schemas.microsoft.com/office/drawing/2016/ink" xmlns:am3d="http://schemas.microsoft.com/office/drawing/2017/model3d" xmlns:o="urn:schemas-microsoft-com:office:office" xmlns:oel="http://schemas.microsoft.com/office/2019/extlst" xmlns:r="http://schemas.openxmlformats.org/officeDocument/2006/relationships" xmlns:m="http://schemas.openxmlformats.org/officeDocument/2006/math" xmlns:v="urn:schemas-microsoft-com:vml" xmlns:wp14="http://schemas.microsoft.com/office/word/2010/wordprocessingDrawing" xmlns:wp="http://schemas.openxmlformats.org/drawingml/2006/wordprocessingDrawing" xmlns:w10="urn:schemas-microsoft-com:office:word" xmlns:w="http://schemas.openxmlformats.org/wordprocessingml/2006/main" xmlns:w14="http://schemas.microsoft.com/office/word/2010/wordml" xmlns:w15="http://schemas.microsoft.com/office/word/2012/wordml" xmlns:w16cex="http://schemas.microsoft.com/office/word/2018/wordml/cex" xmlns:w16cid="http://schemas.microsoft.com/office/word/2016/wordml/cid" xmlns:w16="http://schemas.microsoft.com/office/word/2018/wordml" xmlns:w16du="http://schemas.microsoft.com/office/word/2023/wordml/word16du" xmlns:w16sdtdh="http://schemas.microsoft.com/office/word/2020/wordml/sdtdatahash" xmlns:w16sdtfl="http://schemas.microsoft.com/office/word/2024/wordml/sdtformatlock" xmlns:w16se="http://schemas.microsoft.com/office/word/2015/wordml/symex" xmlns:wpg="http://schemas.microsoft.com/office/word/2010/wordprocessingGroup" xmlns:wpi="http://schemas.microsoft.com/office/word/2010/wordprocessingInk" xmlns:wne="http://schemas.microsoft.com/office/word/2006/wordml" xmlns:wps="http://schemas.microsoft.com/office/word/2010/wordprocessingShape" mc:Ignorable="w14 w15 w16se w16cid w16 w16cex w16sdtdh w16sdtfl w16du wp14">
+<w:document xmlns:wpc="http://schemas.microsoft.com/office/word/2010/wordprocessingCanvas" xmlns:cx="http://schemas.microsoft.com/office/drawing/2014/chartex" xmlns:cx1="http://schemas.microsoft.com/office/drawing/2015/9/8/chartex" xmlns:cx2="http://schemas.microsoft.com/office/drawing/2015/10/21/chartex" xmlns:cx3="http://schemas.microsoft.com/office/drawing/2016/5/9/chartex" xmlns:cx4="http://schemas.microsoft.com/office/drawing/2016/5/10/chartex" xmlns:cx5="http://schemas.microsoft.com/office/drawing/2016/5/11/chartex" xmlns:cx6="http://schemas.microsoft.com/office/drawing/2016/5/12/chartex" xmlns:cx7="http://schemas.microsoft.com/office/drawing/2016/5/13/chartex" xmlns:cx8="http://schemas.microsoft.com/office/drawing/2016/5/14/chartex" xmlns:mc="http://schemas.openxmlformats.org/markup-compatibility/2006" xmlns:aink="http://schemas.microsoft.com/office/drawing/2016/ink" xmlns:am3d="http://schemas.microsoft.com/office/drawing/2017/model3d" xmlns:o="urn:schemas-microsoft-com:office:office" xmlns:r="http://schemas.openxmlformats.org/officeDocument/2006/relationships" xmlns:m="http://schemas.openxmlformats.org/officeDocument/2006/math" xmlns:v="urn:schemas-microsoft-com:vml" xmlns:wp14="http://schemas.microsoft.com/office/word/2010/wordprocessingDrawing" xmlns:wp="http://schemas.openxmlformats.org/drawingml/2006/wordprocessingDrawing" xmlns:w10="urn:schemas-microsoft-com:office:word" xmlns:w="http://schemas.openxmlformats.org/wordprocessingml/2006/main" xmlns:w14="http://schemas.microsoft.com/office/word/2010/wordml" xmlns:w15="http://schemas.microsoft.com/office/word/2012/wordml" xmlns:w16cid="http://schemas.microsoft.com/office/word/2016/wordml/cid" xmlns:w16se="http://schemas.microsoft.com/office/word/2015/wordml/symex" xmlns:wpg="http://schemas.microsoft.com/office/word/2010/wordprocessingGroup" xmlns:wpi="http://schemas.microsoft.com/office/word/2010/wordprocessingInk" xmlns:wne="http://schemas.microsoft.com/office/word/2006/wordml" xmlns:wps="http://schemas.microsoft.com/office/word/2010/wordprocessingShape" mc:Ignorable="w14 w15 w16se w16cid wp14">
   <w:body>
     <w:p>
       <w:pPr>
@@ -265,1418 +265,3564 @@
       <w:pPr>
         <w:spacing w:after="0"/>
       </w:pPr>
+    </w:p>
+    <w:p>
+      <w:pPr>
+        <w:spacing w:after="0"/>
+      </w:pPr>
+    </w:p>
+    <w:p>
+      <w:pPr>
+        <w:spacing w:after="0"/>
+      </w:pPr>
       <w:r>
         <w:lastRenderedPageBreak/>
-        <w:t>Zadanie 1.</w:t>
+        <w:t>Podpunkt A</w:t>
+      </w:r>
+    </w:p>
+    <w:tbl>
+      <w:tblPr>
+        <w:tblStyle w:val="Tabela-Siatka"/>
+        <w:tblW w:w="0" w:type="auto"/>
+        <w:tblLook w:val="04A0" w:firstRow="1" w:lastRow="0" w:firstColumn="1" w:lastColumn="0" w:noHBand="0" w:noVBand="1"/>
+      </w:tblPr>
+      <w:tblGrid>
+        <w:gridCol w:w="2091"/>
+        <w:gridCol w:w="2091"/>
+        <w:gridCol w:w="2091"/>
+        <w:gridCol w:w="2091"/>
+        <w:gridCol w:w="2092"/>
+      </w:tblGrid>
+      <w:tr>
+        <w:trPr>
+          <w:trHeight w:val="624"/>
+        </w:trPr>
+        <w:tc>
+          <w:tcPr>
+            <w:tcW w:w="2091" w:type="dxa"/>
+            <w:tcBorders>
+              <w:tl2br w:val="single" w:sz="4" w:space="0" w:color="auto"/>
+            </w:tcBorders>
+            <w:vAlign w:val="center"/>
+          </w:tcPr>
+          <w:p>
+            <w:r>
+              <w:t xml:space="preserve">                          T2</w:t>
+            </w:r>
+          </w:p>
+          <w:p>
+            <w:r>
+              <w:t xml:space="preserve">T1          </w:t>
+            </w:r>
+          </w:p>
+        </w:tc>
+        <w:tc>
+          <w:tcPr>
+            <w:tcW w:w="2091" w:type="dxa"/>
+            <w:vAlign w:val="center"/>
+          </w:tcPr>
+          <w:p>
+            <w:pPr>
+              <w:jc w:val="center"/>
+            </w:pPr>
+            <w:r>
+              <w:t>READ UNCOMMITTED</w:t>
+            </w:r>
+          </w:p>
+        </w:tc>
+        <w:tc>
+          <w:tcPr>
+            <w:tcW w:w="2091" w:type="dxa"/>
+            <w:vAlign w:val="center"/>
+          </w:tcPr>
+          <w:p>
+            <w:pPr>
+              <w:jc w:val="center"/>
+            </w:pPr>
+            <w:r>
+              <w:t>READ COMMITTED</w:t>
+            </w:r>
+          </w:p>
+        </w:tc>
+        <w:tc>
+          <w:tcPr>
+            <w:tcW w:w="2091" w:type="dxa"/>
+            <w:vAlign w:val="center"/>
+          </w:tcPr>
+          <w:p>
+            <w:pPr>
+              <w:jc w:val="center"/>
+            </w:pPr>
+            <w:r>
+              <w:t>REPEATABLE READ</w:t>
+            </w:r>
+          </w:p>
+        </w:tc>
+        <w:tc>
+          <w:tcPr>
+            <w:tcW w:w="2092" w:type="dxa"/>
+            <w:vAlign w:val="center"/>
+          </w:tcPr>
+          <w:p>
+            <w:pPr>
+              <w:jc w:val="center"/>
+            </w:pPr>
+            <w:r>
+              <w:t>SERIALIZABLE</w:t>
+            </w:r>
+          </w:p>
+        </w:tc>
+      </w:tr>
+      <w:tr>
+        <w:trPr>
+          <w:trHeight w:val="624"/>
+        </w:trPr>
+        <w:tc>
+          <w:tcPr>
+            <w:tcW w:w="2091" w:type="dxa"/>
+            <w:vAlign w:val="center"/>
+          </w:tcPr>
+          <w:p>
+            <w:pPr>
+              <w:jc w:val="center"/>
+            </w:pPr>
+            <w:r>
+              <w:t>READ UNCOMMITTED</w:t>
+            </w:r>
+          </w:p>
+        </w:tc>
+        <w:tc>
+          <w:tcPr>
+            <w:tcW w:w="2091" w:type="dxa"/>
+            <w:vAlign w:val="center"/>
+          </w:tcPr>
+          <w:p>
+            <w:pPr>
+              <w:jc w:val="center"/>
+              <w:rPr>
+                <w:sz w:val="20"/>
+              </w:rPr>
+            </w:pPr>
+            <w:r>
+              <w:rPr>
+                <w:sz w:val="20"/>
+              </w:rPr>
+              <w:t>Dane Zmodyfikowane</w:t>
+            </w:r>
+          </w:p>
+        </w:tc>
+        <w:tc>
+          <w:tcPr>
+            <w:tcW w:w="2091" w:type="dxa"/>
+            <w:vAlign w:val="center"/>
+          </w:tcPr>
+          <w:p>
+            <w:pPr>
+              <w:jc w:val="center"/>
+            </w:pPr>
+            <w:r>
+              <w:rPr>
+                <w:sz w:val="20"/>
+              </w:rPr>
+              <w:t>Dane Zmodyfikowane</w:t>
+            </w:r>
+          </w:p>
+        </w:tc>
+        <w:tc>
+          <w:tcPr>
+            <w:tcW w:w="2091" w:type="dxa"/>
+            <w:vAlign w:val="center"/>
+          </w:tcPr>
+          <w:p>
+            <w:pPr>
+              <w:jc w:val="center"/>
+            </w:pPr>
+            <w:r>
+              <w:rPr>
+                <w:sz w:val="20"/>
+              </w:rPr>
+              <w:t>Dane Zmodyfikowane</w:t>
+            </w:r>
+          </w:p>
+        </w:tc>
+        <w:tc>
+          <w:tcPr>
+            <w:tcW w:w="2092" w:type="dxa"/>
+            <w:vAlign w:val="center"/>
+          </w:tcPr>
+          <w:p>
+            <w:pPr>
+              <w:jc w:val="center"/>
+            </w:pPr>
+            <w:r>
+              <w:rPr>
+                <w:sz w:val="20"/>
+              </w:rPr>
+              <w:t>Dane Zmodyfikowane</w:t>
+            </w:r>
+          </w:p>
+        </w:tc>
+      </w:tr>
+      <w:tr>
+        <w:trPr>
+          <w:trHeight w:val="624"/>
+        </w:trPr>
+        <w:tc>
+          <w:tcPr>
+            <w:tcW w:w="2091" w:type="dxa"/>
+            <w:vAlign w:val="center"/>
+          </w:tcPr>
+          <w:p>
+            <w:pPr>
+              <w:jc w:val="center"/>
+            </w:pPr>
+            <w:r>
+              <w:t>READ COMMITTED</w:t>
+            </w:r>
+          </w:p>
+        </w:tc>
+        <w:tc>
+          <w:tcPr>
+            <w:tcW w:w="2091" w:type="dxa"/>
+            <w:vAlign w:val="center"/>
+          </w:tcPr>
+          <w:p>
+            <w:pPr>
+              <w:jc w:val="center"/>
+              <w:rPr>
+                <w:sz w:val="20"/>
+              </w:rPr>
+            </w:pPr>
+            <w:r>
+              <w:rPr>
+                <w:sz w:val="20"/>
+              </w:rPr>
+              <w:t>Dane Zmodyfikowane</w:t>
+            </w:r>
+          </w:p>
+        </w:tc>
+        <w:tc>
+          <w:tcPr>
+            <w:tcW w:w="2091" w:type="dxa"/>
+            <w:vAlign w:val="center"/>
+          </w:tcPr>
+          <w:p>
+            <w:pPr>
+              <w:jc w:val="center"/>
+              <w:rPr>
+                <w:sz w:val="18"/>
+              </w:rPr>
+            </w:pPr>
+            <w:r>
+              <w:rPr>
+                <w:sz w:val="18"/>
+              </w:rPr>
+              <w:t>Dane Niezmodyfikowane</w:t>
+            </w:r>
+          </w:p>
+        </w:tc>
+        <w:tc>
+          <w:tcPr>
+            <w:tcW w:w="2091" w:type="dxa"/>
+            <w:vAlign w:val="center"/>
+          </w:tcPr>
+          <w:p>
+            <w:pPr>
+              <w:jc w:val="center"/>
+            </w:pPr>
+            <w:r>
+              <w:rPr>
+                <w:sz w:val="18"/>
+              </w:rPr>
+              <w:t>Dane Niezmodyfikowane</w:t>
+            </w:r>
+          </w:p>
+        </w:tc>
+        <w:tc>
+          <w:tcPr>
+            <w:tcW w:w="2092" w:type="dxa"/>
+            <w:vAlign w:val="center"/>
+          </w:tcPr>
+          <w:p>
+            <w:pPr>
+              <w:jc w:val="center"/>
+            </w:pPr>
+            <w:r>
+              <w:rPr>
+                <w:sz w:val="18"/>
+              </w:rPr>
+              <w:t>Dane Niezmodyfikowane</w:t>
+            </w:r>
+          </w:p>
+        </w:tc>
+      </w:tr>
+      <w:tr>
+        <w:trPr>
+          <w:trHeight w:val="624"/>
+        </w:trPr>
+        <w:tc>
+          <w:tcPr>
+            <w:tcW w:w="2091" w:type="dxa"/>
+            <w:vAlign w:val="center"/>
+          </w:tcPr>
+          <w:p>
+            <w:pPr>
+              <w:jc w:val="center"/>
+            </w:pPr>
+            <w:r>
+              <w:t>REPEATABLE READ</w:t>
+            </w:r>
+          </w:p>
+        </w:tc>
+        <w:tc>
+          <w:tcPr>
+            <w:tcW w:w="2091" w:type="dxa"/>
+            <w:vAlign w:val="center"/>
+          </w:tcPr>
+          <w:p>
+            <w:pPr>
+              <w:jc w:val="center"/>
+              <w:rPr>
+                <w:sz w:val="20"/>
+              </w:rPr>
+            </w:pPr>
+            <w:r>
+              <w:rPr>
+                <w:sz w:val="20"/>
+              </w:rPr>
+              <w:t>Dane Zmodyfikowane</w:t>
+            </w:r>
+          </w:p>
+        </w:tc>
+        <w:tc>
+          <w:tcPr>
+            <w:tcW w:w="2091" w:type="dxa"/>
+            <w:vAlign w:val="center"/>
+          </w:tcPr>
+          <w:p>
+            <w:pPr>
+              <w:jc w:val="center"/>
+              <w:rPr>
+                <w:sz w:val="18"/>
+              </w:rPr>
+            </w:pPr>
+            <w:r>
+              <w:rPr>
+                <w:sz w:val="18"/>
+              </w:rPr>
+              <w:t>Dane Niezmodyfikowane</w:t>
+            </w:r>
+          </w:p>
+        </w:tc>
+        <w:tc>
+          <w:tcPr>
+            <w:tcW w:w="2091" w:type="dxa"/>
+            <w:vAlign w:val="center"/>
+          </w:tcPr>
+          <w:p>
+            <w:pPr>
+              <w:jc w:val="center"/>
+            </w:pPr>
+            <w:r>
+              <w:rPr>
+                <w:sz w:val="18"/>
+              </w:rPr>
+              <w:t>Dane Niezmodyfikowane</w:t>
+            </w:r>
+          </w:p>
+        </w:tc>
+        <w:tc>
+          <w:tcPr>
+            <w:tcW w:w="2092" w:type="dxa"/>
+            <w:vAlign w:val="center"/>
+          </w:tcPr>
+          <w:p>
+            <w:pPr>
+              <w:jc w:val="center"/>
+            </w:pPr>
+            <w:r>
+              <w:rPr>
+                <w:sz w:val="18"/>
+              </w:rPr>
+              <w:t>Dane Niezmodyfikowane</w:t>
+            </w:r>
+          </w:p>
+        </w:tc>
+      </w:tr>
+      <w:tr>
+        <w:trPr>
+          <w:trHeight w:val="624"/>
+        </w:trPr>
+        <w:tc>
+          <w:tcPr>
+            <w:tcW w:w="2091" w:type="dxa"/>
+            <w:vAlign w:val="center"/>
+          </w:tcPr>
+          <w:p>
+            <w:pPr>
+              <w:jc w:val="center"/>
+            </w:pPr>
+            <w:r>
+              <w:t>SERIALIZABLE</w:t>
+            </w:r>
+          </w:p>
+        </w:tc>
+        <w:tc>
+          <w:tcPr>
+            <w:tcW w:w="2091" w:type="dxa"/>
+            <w:vAlign w:val="center"/>
+          </w:tcPr>
+          <w:p>
+            <w:pPr>
+              <w:jc w:val="center"/>
+              <w:rPr>
+                <w:sz w:val="20"/>
+              </w:rPr>
+            </w:pPr>
+            <w:r>
+              <w:rPr>
+                <w:sz w:val="20"/>
+              </w:rPr>
+              <w:t>Dane Zmodyfikowane</w:t>
+            </w:r>
+          </w:p>
+        </w:tc>
+        <w:tc>
+          <w:tcPr>
+            <w:tcW w:w="2091" w:type="dxa"/>
+            <w:vAlign w:val="center"/>
+          </w:tcPr>
+          <w:p>
+            <w:pPr>
+              <w:jc w:val="center"/>
+              <w:rPr>
+                <w:sz w:val="18"/>
+              </w:rPr>
+            </w:pPr>
+            <w:r>
+              <w:rPr>
+                <w:sz w:val="18"/>
+              </w:rPr>
+              <w:t>Dane Niezmodyfikowane</w:t>
+            </w:r>
+            <w:r>
+              <w:rPr>
+                <w:sz w:val="18"/>
+              </w:rPr>
+              <w:br/>
+              <w:t>Zawieszenie T1</w:t>
+            </w:r>
+          </w:p>
+        </w:tc>
+        <w:tc>
+          <w:tcPr>
+            <w:tcW w:w="2091" w:type="dxa"/>
+            <w:vAlign w:val="center"/>
+          </w:tcPr>
+          <w:p>
+            <w:pPr>
+              <w:jc w:val="center"/>
+            </w:pPr>
+            <w:r>
+              <w:rPr>
+                <w:sz w:val="18"/>
+              </w:rPr>
+              <w:t>Dane Niezmodyfikowane</w:t>
+            </w:r>
+            <w:r>
+              <w:rPr>
+                <w:sz w:val="18"/>
+              </w:rPr>
+              <w:br/>
+            </w:r>
+            <w:bookmarkStart w:id="0" w:name="_GoBack"/>
+            <w:bookmarkEnd w:id="0"/>
+            <w:r>
+              <w:rPr>
+                <w:sz w:val="18"/>
+              </w:rPr>
+              <w:t>Zawieszenie T1</w:t>
+            </w:r>
+          </w:p>
+        </w:tc>
+        <w:tc>
+          <w:tcPr>
+            <w:tcW w:w="2092" w:type="dxa"/>
+            <w:vAlign w:val="center"/>
+          </w:tcPr>
+          <w:p>
+            <w:pPr>
+              <w:jc w:val="center"/>
+            </w:pPr>
+            <w:r>
+              <w:rPr>
+                <w:sz w:val="18"/>
+              </w:rPr>
+              <w:t>Dane Niezmodyfikowane</w:t>
+            </w:r>
+            <w:r>
+              <w:rPr>
+                <w:sz w:val="18"/>
+              </w:rPr>
+              <w:br/>
+              <w:t>Zawieszenie T1</w:t>
+            </w:r>
+          </w:p>
+        </w:tc>
+      </w:tr>
+    </w:tbl>
+    <w:p>
+      <w:pPr>
+        <w:spacing w:after="0"/>
+      </w:pPr>
+    </w:p>
+    <w:p>
+      <w:pPr>
+        <w:spacing w:after="0"/>
+      </w:pPr>
+      <w:r>
+        <w:t xml:space="preserve">Podpunkt </w:t>
       </w:r>
       <w:r>
-        <w:br/>
+        <w:t>B</w:t>
+      </w:r>
+    </w:p>
+    <w:tbl>
+      <w:tblPr>
+        <w:tblStyle w:val="Tabela-Siatka"/>
+        <w:tblW w:w="0" w:type="auto"/>
+        <w:tblLook w:val="04A0" w:firstRow="1" w:lastRow="0" w:firstColumn="1" w:lastColumn="0" w:noHBand="0" w:noVBand="1"/>
+      </w:tblPr>
+      <w:tblGrid>
+        <w:gridCol w:w="2091"/>
+        <w:gridCol w:w="2091"/>
+        <w:gridCol w:w="2091"/>
+        <w:gridCol w:w="2091"/>
+        <w:gridCol w:w="2092"/>
+      </w:tblGrid>
+      <w:tr>
+        <w:trPr>
+          <w:trHeight w:val="624"/>
+        </w:trPr>
+        <w:tc>
+          <w:tcPr>
+            <w:tcW w:w="2091" w:type="dxa"/>
+            <w:tcBorders>
+              <w:tl2br w:val="single" w:sz="4" w:space="0" w:color="auto"/>
+            </w:tcBorders>
+            <w:vAlign w:val="center"/>
+          </w:tcPr>
+          <w:p>
+            <w:r>
+              <w:t xml:space="preserve">                          T2</w:t>
+            </w:r>
+          </w:p>
+          <w:p>
+            <w:r>
+              <w:t xml:space="preserve">T1          </w:t>
+            </w:r>
+          </w:p>
+        </w:tc>
+        <w:tc>
+          <w:tcPr>
+            <w:tcW w:w="2091" w:type="dxa"/>
+            <w:vAlign w:val="center"/>
+          </w:tcPr>
+          <w:p>
+            <w:pPr>
+              <w:jc w:val="center"/>
+            </w:pPr>
+            <w:r>
+              <w:t>READ UNCOMMITTED</w:t>
+            </w:r>
+          </w:p>
+        </w:tc>
+        <w:tc>
+          <w:tcPr>
+            <w:tcW w:w="2091" w:type="dxa"/>
+            <w:vAlign w:val="center"/>
+          </w:tcPr>
+          <w:p>
+            <w:pPr>
+              <w:jc w:val="center"/>
+            </w:pPr>
+            <w:r>
+              <w:t>READ COMMITTED</w:t>
+            </w:r>
+          </w:p>
+        </w:tc>
+        <w:tc>
+          <w:tcPr>
+            <w:tcW w:w="2091" w:type="dxa"/>
+            <w:vAlign w:val="center"/>
+          </w:tcPr>
+          <w:p>
+            <w:pPr>
+              <w:jc w:val="center"/>
+            </w:pPr>
+            <w:r>
+              <w:t>REPEATABLE READ</w:t>
+            </w:r>
+          </w:p>
+        </w:tc>
+        <w:tc>
+          <w:tcPr>
+            <w:tcW w:w="2092" w:type="dxa"/>
+            <w:vAlign w:val="center"/>
+          </w:tcPr>
+          <w:p>
+            <w:pPr>
+              <w:jc w:val="center"/>
+            </w:pPr>
+            <w:r>
+              <w:t>SERIALIZABLE</w:t>
+            </w:r>
+          </w:p>
+        </w:tc>
+      </w:tr>
+      <w:tr>
+        <w:trPr>
+          <w:trHeight w:val="624"/>
+        </w:trPr>
+        <w:tc>
+          <w:tcPr>
+            <w:tcW w:w="2091" w:type="dxa"/>
+            <w:vAlign w:val="center"/>
+          </w:tcPr>
+          <w:p>
+            <w:pPr>
+              <w:jc w:val="center"/>
+            </w:pPr>
+            <w:r>
+              <w:t>READ UNCOMMITTED</w:t>
+            </w:r>
+          </w:p>
+        </w:tc>
+        <w:tc>
+          <w:tcPr>
+            <w:tcW w:w="2091" w:type="dxa"/>
+            <w:vAlign w:val="center"/>
+          </w:tcPr>
+          <w:p>
+            <w:pPr>
+              <w:jc w:val="center"/>
+              <w:rPr>
+                <w:sz w:val="20"/>
+              </w:rPr>
+            </w:pPr>
+            <w:r>
+              <w:rPr>
+                <w:sz w:val="20"/>
+              </w:rPr>
+              <w:t>Update wykonany</w:t>
+            </w:r>
+          </w:p>
+        </w:tc>
+        <w:tc>
+          <w:tcPr>
+            <w:tcW w:w="2091" w:type="dxa"/>
+            <w:vAlign w:val="center"/>
+          </w:tcPr>
+          <w:p>
+            <w:pPr>
+              <w:jc w:val="center"/>
+            </w:pPr>
+            <w:r>
+              <w:rPr>
+                <w:sz w:val="20"/>
+              </w:rPr>
+              <w:t>Update wykonany</w:t>
+            </w:r>
+          </w:p>
+        </w:tc>
+        <w:tc>
+          <w:tcPr>
+            <w:tcW w:w="2091" w:type="dxa"/>
+            <w:vAlign w:val="center"/>
+          </w:tcPr>
+          <w:p>
+            <w:pPr>
+              <w:jc w:val="center"/>
+            </w:pPr>
+            <w:r>
+              <w:rPr>
+                <w:sz w:val="20"/>
+              </w:rPr>
+              <w:t>Update wykonany</w:t>
+            </w:r>
+          </w:p>
+        </w:tc>
+        <w:tc>
+          <w:tcPr>
+            <w:tcW w:w="2092" w:type="dxa"/>
+            <w:vAlign w:val="center"/>
+          </w:tcPr>
+          <w:p>
+            <w:pPr>
+              <w:jc w:val="center"/>
+            </w:pPr>
+            <w:r>
+              <w:rPr>
+                <w:sz w:val="20"/>
+              </w:rPr>
+              <w:t>Update wykonany</w:t>
+            </w:r>
+          </w:p>
+        </w:tc>
+      </w:tr>
+      <w:tr>
+        <w:trPr>
+          <w:trHeight w:val="624"/>
+        </w:trPr>
+        <w:tc>
+          <w:tcPr>
+            <w:tcW w:w="2091" w:type="dxa"/>
+            <w:vAlign w:val="center"/>
+          </w:tcPr>
+          <w:p>
+            <w:pPr>
+              <w:jc w:val="center"/>
+            </w:pPr>
+            <w:r>
+              <w:t>READ COMMITTED</w:t>
+            </w:r>
+          </w:p>
+        </w:tc>
+        <w:tc>
+          <w:tcPr>
+            <w:tcW w:w="2091" w:type="dxa"/>
+            <w:vAlign w:val="center"/>
+          </w:tcPr>
+          <w:p>
+            <w:pPr>
+              <w:jc w:val="center"/>
+              <w:rPr>
+                <w:sz w:val="20"/>
+              </w:rPr>
+            </w:pPr>
+            <w:r>
+              <w:rPr>
+                <w:sz w:val="20"/>
+              </w:rPr>
+              <w:t>Update wykonany</w:t>
+            </w:r>
+          </w:p>
+        </w:tc>
+        <w:tc>
+          <w:tcPr>
+            <w:tcW w:w="2091" w:type="dxa"/>
+            <w:vAlign w:val="center"/>
+          </w:tcPr>
+          <w:p>
+            <w:pPr>
+              <w:jc w:val="center"/>
+              <w:rPr>
+                <w:sz w:val="18"/>
+              </w:rPr>
+            </w:pPr>
+            <w:r>
+              <w:rPr>
+                <w:sz w:val="20"/>
+              </w:rPr>
+              <w:t>Update wykonany</w:t>
+            </w:r>
+          </w:p>
+        </w:tc>
+        <w:tc>
+          <w:tcPr>
+            <w:tcW w:w="2091" w:type="dxa"/>
+            <w:vAlign w:val="center"/>
+          </w:tcPr>
+          <w:p>
+            <w:pPr>
+              <w:jc w:val="center"/>
+            </w:pPr>
+            <w:r>
+              <w:rPr>
+                <w:sz w:val="20"/>
+              </w:rPr>
+              <w:t>Update wykonany</w:t>
+            </w:r>
+          </w:p>
+        </w:tc>
+        <w:tc>
+          <w:tcPr>
+            <w:tcW w:w="2092" w:type="dxa"/>
+            <w:vAlign w:val="center"/>
+          </w:tcPr>
+          <w:p>
+            <w:pPr>
+              <w:jc w:val="center"/>
+            </w:pPr>
+            <w:r>
+              <w:rPr>
+                <w:sz w:val="20"/>
+              </w:rPr>
+              <w:t>Update wykonany</w:t>
+            </w:r>
+          </w:p>
+        </w:tc>
+      </w:tr>
+      <w:tr>
+        <w:trPr>
+          <w:trHeight w:val="624"/>
+        </w:trPr>
+        <w:tc>
+          <w:tcPr>
+            <w:tcW w:w="2091" w:type="dxa"/>
+            <w:vAlign w:val="center"/>
+          </w:tcPr>
+          <w:p>
+            <w:pPr>
+              <w:jc w:val="center"/>
+            </w:pPr>
+            <w:r>
+              <w:t>REPEATABLE READ</w:t>
+            </w:r>
+          </w:p>
+        </w:tc>
+        <w:tc>
+          <w:tcPr>
+            <w:tcW w:w="2091" w:type="dxa"/>
+            <w:vAlign w:val="center"/>
+          </w:tcPr>
+          <w:p>
+            <w:pPr>
+              <w:jc w:val="center"/>
+              <w:rPr>
+                <w:sz w:val="20"/>
+              </w:rPr>
+            </w:pPr>
+            <w:r>
+              <w:rPr>
+                <w:sz w:val="20"/>
+              </w:rPr>
+              <w:t>Update wykonany</w:t>
+            </w:r>
+          </w:p>
+        </w:tc>
+        <w:tc>
+          <w:tcPr>
+            <w:tcW w:w="2091" w:type="dxa"/>
+            <w:vAlign w:val="center"/>
+          </w:tcPr>
+          <w:p>
+            <w:pPr>
+              <w:jc w:val="center"/>
+              <w:rPr>
+                <w:sz w:val="18"/>
+              </w:rPr>
+            </w:pPr>
+            <w:r>
+              <w:rPr>
+                <w:sz w:val="20"/>
+              </w:rPr>
+              <w:t>Update wykonany</w:t>
+            </w:r>
+          </w:p>
+        </w:tc>
+        <w:tc>
+          <w:tcPr>
+            <w:tcW w:w="2091" w:type="dxa"/>
+            <w:vAlign w:val="center"/>
+          </w:tcPr>
+          <w:p>
+            <w:pPr>
+              <w:jc w:val="center"/>
+            </w:pPr>
+            <w:r>
+              <w:rPr>
+                <w:sz w:val="20"/>
+              </w:rPr>
+              <w:t>Update wykonany</w:t>
+            </w:r>
+          </w:p>
+        </w:tc>
+        <w:tc>
+          <w:tcPr>
+            <w:tcW w:w="2092" w:type="dxa"/>
+            <w:vAlign w:val="center"/>
+          </w:tcPr>
+          <w:p>
+            <w:pPr>
+              <w:jc w:val="center"/>
+            </w:pPr>
+            <w:r>
+              <w:rPr>
+                <w:sz w:val="20"/>
+              </w:rPr>
+              <w:t>Update wykonany</w:t>
+            </w:r>
+          </w:p>
+        </w:tc>
+      </w:tr>
+      <w:tr>
+        <w:trPr>
+          <w:trHeight w:val="624"/>
+        </w:trPr>
+        <w:tc>
+          <w:tcPr>
+            <w:tcW w:w="2091" w:type="dxa"/>
+            <w:vAlign w:val="center"/>
+          </w:tcPr>
+          <w:p>
+            <w:pPr>
+              <w:jc w:val="center"/>
+            </w:pPr>
+            <w:r>
+              <w:t>SERIALIZABLE</w:t>
+            </w:r>
+          </w:p>
+        </w:tc>
+        <w:tc>
+          <w:tcPr>
+            <w:tcW w:w="2091" w:type="dxa"/>
+            <w:vAlign w:val="center"/>
+          </w:tcPr>
+          <w:p>
+            <w:pPr>
+              <w:jc w:val="center"/>
+              <w:rPr>
+                <w:sz w:val="20"/>
+              </w:rPr>
+            </w:pPr>
+            <w:r>
+              <w:rPr>
+                <w:sz w:val="20"/>
+              </w:rPr>
+              <w:t xml:space="preserve">T2 </w:t>
+            </w:r>
+            <w:r>
+              <w:rPr>
+                <w:sz w:val="20"/>
+              </w:rPr>
+              <w:t>zawieszony</w:t>
+            </w:r>
+          </w:p>
+        </w:tc>
+        <w:tc>
+          <w:tcPr>
+            <w:tcW w:w="2091" w:type="dxa"/>
+            <w:vAlign w:val="center"/>
+          </w:tcPr>
+          <w:p>
+            <w:pPr>
+              <w:jc w:val="center"/>
+              <w:rPr>
+                <w:sz w:val="18"/>
+              </w:rPr>
+            </w:pPr>
+            <w:r>
+              <w:rPr>
+                <w:sz w:val="18"/>
+              </w:rPr>
+              <w:t>T2 zawieszony</w:t>
+            </w:r>
+          </w:p>
+        </w:tc>
+        <w:tc>
+          <w:tcPr>
+            <w:tcW w:w="2091" w:type="dxa"/>
+            <w:vAlign w:val="center"/>
+          </w:tcPr>
+          <w:p>
+            <w:pPr>
+              <w:jc w:val="center"/>
+            </w:pPr>
+            <w:r>
+              <w:rPr>
+                <w:sz w:val="18"/>
+              </w:rPr>
+              <w:t>T2 zawieszony</w:t>
+            </w:r>
+          </w:p>
+        </w:tc>
+        <w:tc>
+          <w:tcPr>
+            <w:tcW w:w="2092" w:type="dxa"/>
+            <w:vAlign w:val="center"/>
+          </w:tcPr>
+          <w:p>
+            <w:pPr>
+              <w:jc w:val="center"/>
+            </w:pPr>
+            <w:r>
+              <w:rPr>
+                <w:sz w:val="18"/>
+              </w:rPr>
+              <w:t>T2 zawieszony</w:t>
+            </w:r>
+          </w:p>
+        </w:tc>
+      </w:tr>
+    </w:tbl>
+    <w:p>
+      <w:pPr>
+        <w:spacing w:after="0"/>
+        <w:rPr>
+          <w:b/>
+        </w:rPr>
+      </w:pPr>
+    </w:p>
+    <w:p>
+      <w:pPr>
+        <w:spacing w:after="0"/>
+      </w:pPr>
+      <w:r>
+        <w:t xml:space="preserve">Podpunkt </w:t>
       </w:r>
       <w:r>
-        <w:t>Transakcja</w:t>
+        <w:t>C</w:t>
+      </w:r>
+    </w:p>
+    <w:tbl>
+      <w:tblPr>
+        <w:tblStyle w:val="Tabela-Siatka"/>
+        <w:tblW w:w="0" w:type="auto"/>
+        <w:tblLook w:val="04A0" w:firstRow="1" w:lastRow="0" w:firstColumn="1" w:lastColumn="0" w:noHBand="0" w:noVBand="1"/>
+      </w:tblPr>
+      <w:tblGrid>
+        <w:gridCol w:w="2091"/>
+        <w:gridCol w:w="2091"/>
+        <w:gridCol w:w="2091"/>
+        <w:gridCol w:w="2091"/>
+        <w:gridCol w:w="2092"/>
+      </w:tblGrid>
+      <w:tr>
+        <w:trPr>
+          <w:trHeight w:val="624"/>
+        </w:trPr>
+        <w:tc>
+          <w:tcPr>
+            <w:tcW w:w="2091" w:type="dxa"/>
+            <w:tcBorders>
+              <w:tl2br w:val="single" w:sz="4" w:space="0" w:color="auto"/>
+            </w:tcBorders>
+            <w:vAlign w:val="center"/>
+          </w:tcPr>
+          <w:p>
+            <w:r>
+              <w:t xml:space="preserve">                          T2</w:t>
+            </w:r>
+          </w:p>
+          <w:p>
+            <w:r>
+              <w:t xml:space="preserve">T1          </w:t>
+            </w:r>
+          </w:p>
+        </w:tc>
+        <w:tc>
+          <w:tcPr>
+            <w:tcW w:w="2091" w:type="dxa"/>
+            <w:vAlign w:val="center"/>
+          </w:tcPr>
+          <w:p>
+            <w:pPr>
+              <w:jc w:val="center"/>
+            </w:pPr>
+            <w:r>
+              <w:t>READ UNCOMMITTED</w:t>
+            </w:r>
+          </w:p>
+        </w:tc>
+        <w:tc>
+          <w:tcPr>
+            <w:tcW w:w="2091" w:type="dxa"/>
+            <w:vAlign w:val="center"/>
+          </w:tcPr>
+          <w:p>
+            <w:pPr>
+              <w:jc w:val="center"/>
+            </w:pPr>
+            <w:r>
+              <w:t>READ COMMITTED</w:t>
+            </w:r>
+          </w:p>
+        </w:tc>
+        <w:tc>
+          <w:tcPr>
+            <w:tcW w:w="2091" w:type="dxa"/>
+            <w:vAlign w:val="center"/>
+          </w:tcPr>
+          <w:p>
+            <w:pPr>
+              <w:jc w:val="center"/>
+            </w:pPr>
+            <w:r>
+              <w:t>REPEATABLE READ</w:t>
+            </w:r>
+          </w:p>
+        </w:tc>
+        <w:tc>
+          <w:tcPr>
+            <w:tcW w:w="2092" w:type="dxa"/>
+            <w:vAlign w:val="center"/>
+          </w:tcPr>
+          <w:p>
+            <w:pPr>
+              <w:jc w:val="center"/>
+            </w:pPr>
+            <w:r>
+              <w:t>SERIALIZABLE</w:t>
+            </w:r>
+          </w:p>
+        </w:tc>
+      </w:tr>
+      <w:tr>
+        <w:trPr>
+          <w:trHeight w:val="624"/>
+        </w:trPr>
+        <w:tc>
+          <w:tcPr>
+            <w:tcW w:w="2091" w:type="dxa"/>
+            <w:vAlign w:val="center"/>
+          </w:tcPr>
+          <w:p>
+            <w:pPr>
+              <w:jc w:val="center"/>
+            </w:pPr>
+            <w:r>
+              <w:t>READ UNCOMMITTED</w:t>
+            </w:r>
+          </w:p>
+        </w:tc>
+        <w:tc>
+          <w:tcPr>
+            <w:tcW w:w="2091" w:type="dxa"/>
+            <w:vAlign w:val="center"/>
+          </w:tcPr>
+          <w:p>
+            <w:pPr>
+              <w:jc w:val="center"/>
+              <w:rPr>
+                <w:sz w:val="20"/>
+              </w:rPr>
+            </w:pPr>
+            <w:r>
+              <w:rPr>
+                <w:sz w:val="20"/>
+              </w:rPr>
+              <w:t>Dane zmodyfikowane</w:t>
+            </w:r>
+          </w:p>
+        </w:tc>
+        <w:tc>
+          <w:tcPr>
+            <w:tcW w:w="2091" w:type="dxa"/>
+            <w:vAlign w:val="center"/>
+          </w:tcPr>
+          <w:p>
+            <w:pPr>
+              <w:jc w:val="center"/>
+            </w:pPr>
+            <w:r>
+              <w:rPr>
+                <w:sz w:val="20"/>
+              </w:rPr>
+              <w:t>Dane zmodyfikowane</w:t>
+            </w:r>
+          </w:p>
+        </w:tc>
+        <w:tc>
+          <w:tcPr>
+            <w:tcW w:w="2091" w:type="dxa"/>
+            <w:vAlign w:val="center"/>
+          </w:tcPr>
+          <w:p>
+            <w:pPr>
+              <w:jc w:val="center"/>
+            </w:pPr>
+            <w:r>
+              <w:rPr>
+                <w:sz w:val="20"/>
+              </w:rPr>
+              <w:t>Dane zmodyfikowane</w:t>
+            </w:r>
+          </w:p>
+        </w:tc>
+        <w:tc>
+          <w:tcPr>
+            <w:tcW w:w="2092" w:type="dxa"/>
+            <w:vAlign w:val="center"/>
+          </w:tcPr>
+          <w:p>
+            <w:pPr>
+              <w:jc w:val="center"/>
+            </w:pPr>
+            <w:r>
+              <w:rPr>
+                <w:sz w:val="20"/>
+              </w:rPr>
+              <w:t>Dane zmodyfikowane</w:t>
+            </w:r>
+          </w:p>
+        </w:tc>
+      </w:tr>
+      <w:tr>
+        <w:trPr>
+          <w:trHeight w:val="624"/>
+        </w:trPr>
+        <w:tc>
+          <w:tcPr>
+            <w:tcW w:w="2091" w:type="dxa"/>
+            <w:vAlign w:val="center"/>
+          </w:tcPr>
+          <w:p>
+            <w:pPr>
+              <w:jc w:val="center"/>
+            </w:pPr>
+            <w:r>
+              <w:t>READ COMMITTED</w:t>
+            </w:r>
+          </w:p>
+        </w:tc>
+        <w:tc>
+          <w:tcPr>
+            <w:tcW w:w="2091" w:type="dxa"/>
+            <w:vAlign w:val="center"/>
+          </w:tcPr>
+          <w:p>
+            <w:pPr>
+              <w:jc w:val="center"/>
+              <w:rPr>
+                <w:sz w:val="20"/>
+              </w:rPr>
+            </w:pPr>
+            <w:r>
+              <w:rPr>
+                <w:sz w:val="20"/>
+              </w:rPr>
+              <w:t>Dane niezmodyfikowane</w:t>
+            </w:r>
+          </w:p>
+        </w:tc>
+        <w:tc>
+          <w:tcPr>
+            <w:tcW w:w="2091" w:type="dxa"/>
+            <w:vAlign w:val="center"/>
+          </w:tcPr>
+          <w:p>
+            <w:pPr>
+              <w:jc w:val="center"/>
+              <w:rPr>
+                <w:sz w:val="18"/>
+              </w:rPr>
+            </w:pPr>
+            <w:r>
+              <w:rPr>
+                <w:sz w:val="20"/>
+              </w:rPr>
+              <w:t>Dane niezmodyfikowane</w:t>
+            </w:r>
+          </w:p>
+        </w:tc>
+        <w:tc>
+          <w:tcPr>
+            <w:tcW w:w="2091" w:type="dxa"/>
+            <w:vAlign w:val="center"/>
+          </w:tcPr>
+          <w:p>
+            <w:pPr>
+              <w:jc w:val="center"/>
+            </w:pPr>
+            <w:r>
+              <w:rPr>
+                <w:sz w:val="20"/>
+              </w:rPr>
+              <w:t>Dane niezmodyfikowane</w:t>
+            </w:r>
+          </w:p>
+        </w:tc>
+        <w:tc>
+          <w:tcPr>
+            <w:tcW w:w="2092" w:type="dxa"/>
+            <w:vAlign w:val="center"/>
+          </w:tcPr>
+          <w:p>
+            <w:pPr>
+              <w:jc w:val="center"/>
+            </w:pPr>
+            <w:r>
+              <w:rPr>
+                <w:sz w:val="20"/>
+              </w:rPr>
+              <w:t>Dane niezmodyfikowane</w:t>
+            </w:r>
+          </w:p>
+        </w:tc>
+      </w:tr>
+      <w:tr>
+        <w:trPr>
+          <w:trHeight w:val="624"/>
+        </w:trPr>
+        <w:tc>
+          <w:tcPr>
+            <w:tcW w:w="2091" w:type="dxa"/>
+            <w:vAlign w:val="center"/>
+          </w:tcPr>
+          <w:p>
+            <w:pPr>
+              <w:jc w:val="center"/>
+            </w:pPr>
+            <w:r>
+              <w:t>REPEATABLE READ</w:t>
+            </w:r>
+          </w:p>
+        </w:tc>
+        <w:tc>
+          <w:tcPr>
+            <w:tcW w:w="2091" w:type="dxa"/>
+            <w:vAlign w:val="center"/>
+          </w:tcPr>
+          <w:p>
+            <w:pPr>
+              <w:jc w:val="center"/>
+              <w:rPr>
+                <w:sz w:val="20"/>
+              </w:rPr>
+            </w:pPr>
+            <w:r>
+              <w:rPr>
+                <w:sz w:val="20"/>
+              </w:rPr>
+              <w:t>Dane niezmodyfikowane</w:t>
+            </w:r>
+          </w:p>
+        </w:tc>
+        <w:tc>
+          <w:tcPr>
+            <w:tcW w:w="2091" w:type="dxa"/>
+            <w:vAlign w:val="center"/>
+          </w:tcPr>
+          <w:p>
+            <w:pPr>
+              <w:jc w:val="center"/>
+              <w:rPr>
+                <w:sz w:val="18"/>
+              </w:rPr>
+            </w:pPr>
+            <w:r>
+              <w:rPr>
+                <w:sz w:val="20"/>
+              </w:rPr>
+              <w:t>Dane niezmodyfikowane</w:t>
+            </w:r>
+          </w:p>
+        </w:tc>
+        <w:tc>
+          <w:tcPr>
+            <w:tcW w:w="2091" w:type="dxa"/>
+            <w:vAlign w:val="center"/>
+          </w:tcPr>
+          <w:p>
+            <w:pPr>
+              <w:jc w:val="center"/>
+            </w:pPr>
+            <w:r>
+              <w:rPr>
+                <w:sz w:val="20"/>
+              </w:rPr>
+              <w:t>Dane niezmodyfikowane</w:t>
+            </w:r>
+          </w:p>
+        </w:tc>
+        <w:tc>
+          <w:tcPr>
+            <w:tcW w:w="2092" w:type="dxa"/>
+            <w:vAlign w:val="center"/>
+          </w:tcPr>
+          <w:p>
+            <w:pPr>
+              <w:jc w:val="center"/>
+            </w:pPr>
+            <w:r>
+              <w:rPr>
+                <w:sz w:val="20"/>
+              </w:rPr>
+              <w:t>Dane niezmodyfikowane</w:t>
+            </w:r>
+          </w:p>
+        </w:tc>
+      </w:tr>
+      <w:tr>
+        <w:trPr>
+          <w:trHeight w:val="624"/>
+        </w:trPr>
+        <w:tc>
+          <w:tcPr>
+            <w:tcW w:w="2091" w:type="dxa"/>
+            <w:vAlign w:val="center"/>
+          </w:tcPr>
+          <w:p>
+            <w:pPr>
+              <w:jc w:val="center"/>
+            </w:pPr>
+            <w:r>
+              <w:t>SERIALIZABLE</w:t>
+            </w:r>
+          </w:p>
+        </w:tc>
+        <w:tc>
+          <w:tcPr>
+            <w:tcW w:w="2091" w:type="dxa"/>
+            <w:vAlign w:val="center"/>
+          </w:tcPr>
+          <w:p>
+            <w:pPr>
+              <w:jc w:val="center"/>
+              <w:rPr>
+                <w:sz w:val="20"/>
+              </w:rPr>
+            </w:pPr>
+            <w:r>
+              <w:rPr>
+                <w:sz w:val="20"/>
+              </w:rPr>
+              <w:t>Dane niezmodyfikowane</w:t>
+            </w:r>
+          </w:p>
+        </w:tc>
+        <w:tc>
+          <w:tcPr>
+            <w:tcW w:w="2091" w:type="dxa"/>
+            <w:vAlign w:val="center"/>
+          </w:tcPr>
+          <w:p>
+            <w:pPr>
+              <w:jc w:val="center"/>
+              <w:rPr>
+                <w:sz w:val="18"/>
+              </w:rPr>
+            </w:pPr>
+            <w:r>
+              <w:rPr>
+                <w:sz w:val="20"/>
+              </w:rPr>
+              <w:t>Dane niezmodyfikowane</w:t>
+            </w:r>
+          </w:p>
+        </w:tc>
+        <w:tc>
+          <w:tcPr>
+            <w:tcW w:w="2091" w:type="dxa"/>
+            <w:vAlign w:val="center"/>
+          </w:tcPr>
+          <w:p>
+            <w:pPr>
+              <w:jc w:val="center"/>
+            </w:pPr>
+            <w:r>
+              <w:rPr>
+                <w:sz w:val="20"/>
+              </w:rPr>
+              <w:t>Dane niezmodyfikowane</w:t>
+            </w:r>
+          </w:p>
+        </w:tc>
+        <w:tc>
+          <w:tcPr>
+            <w:tcW w:w="2092" w:type="dxa"/>
+            <w:vAlign w:val="center"/>
+          </w:tcPr>
+          <w:p>
+            <w:pPr>
+              <w:jc w:val="center"/>
+            </w:pPr>
+            <w:r>
+              <w:rPr>
+                <w:sz w:val="20"/>
+              </w:rPr>
+              <w:t>Dane niezmodyfikowane</w:t>
+            </w:r>
+          </w:p>
+        </w:tc>
+      </w:tr>
+    </w:tbl>
+    <w:p>
+      <w:pPr>
+        <w:spacing w:after="0"/>
+        <w:rPr>
+          <w:b/>
+        </w:rPr>
+      </w:pPr>
+    </w:p>
+    <w:p>
+      <w:pPr>
+        <w:spacing w:after="0"/>
+      </w:pPr>
+      <w:r>
+        <w:t xml:space="preserve">Podpunkt </w:t>
       </w:r>
       <w:r>
-        <w:t xml:space="preserve"> </w:t>
+        <w:t>D</w:t>
+      </w:r>
+    </w:p>
+    <w:tbl>
+      <w:tblPr>
+        <w:tblStyle w:val="Tabela-Siatka"/>
+        <w:tblW w:w="0" w:type="auto"/>
+        <w:tblLook w:val="04A0" w:firstRow="1" w:lastRow="0" w:firstColumn="1" w:lastColumn="0" w:noHBand="0" w:noVBand="1"/>
+      </w:tblPr>
+      <w:tblGrid>
+        <w:gridCol w:w="2091"/>
+        <w:gridCol w:w="2091"/>
+        <w:gridCol w:w="2091"/>
+        <w:gridCol w:w="2091"/>
+        <w:gridCol w:w="2092"/>
+      </w:tblGrid>
+      <w:tr>
+        <w:trPr>
+          <w:trHeight w:val="624"/>
+        </w:trPr>
+        <w:tc>
+          <w:tcPr>
+            <w:tcW w:w="2091" w:type="dxa"/>
+            <w:tcBorders>
+              <w:tl2br w:val="single" w:sz="4" w:space="0" w:color="auto"/>
+            </w:tcBorders>
+            <w:vAlign w:val="center"/>
+          </w:tcPr>
+          <w:p>
+            <w:r>
+              <w:t xml:space="preserve">                          T2</w:t>
+            </w:r>
+          </w:p>
+          <w:p>
+            <w:r>
+              <w:t xml:space="preserve">T1          </w:t>
+            </w:r>
+          </w:p>
+        </w:tc>
+        <w:tc>
+          <w:tcPr>
+            <w:tcW w:w="2091" w:type="dxa"/>
+            <w:vAlign w:val="center"/>
+          </w:tcPr>
+          <w:p>
+            <w:pPr>
+              <w:jc w:val="center"/>
+            </w:pPr>
+            <w:r>
+              <w:t>READ UNCOMMITTED</w:t>
+            </w:r>
+          </w:p>
+        </w:tc>
+        <w:tc>
+          <w:tcPr>
+            <w:tcW w:w="2091" w:type="dxa"/>
+            <w:vAlign w:val="center"/>
+          </w:tcPr>
+          <w:p>
+            <w:pPr>
+              <w:jc w:val="center"/>
+            </w:pPr>
+            <w:r>
+              <w:t>READ COMMITTED</w:t>
+            </w:r>
+          </w:p>
+        </w:tc>
+        <w:tc>
+          <w:tcPr>
+            <w:tcW w:w="2091" w:type="dxa"/>
+            <w:vAlign w:val="center"/>
+          </w:tcPr>
+          <w:p>
+            <w:pPr>
+              <w:jc w:val="center"/>
+            </w:pPr>
+            <w:r>
+              <w:t>REPEATABLE READ</w:t>
+            </w:r>
+          </w:p>
+        </w:tc>
+        <w:tc>
+          <w:tcPr>
+            <w:tcW w:w="2092" w:type="dxa"/>
+            <w:vAlign w:val="center"/>
+          </w:tcPr>
+          <w:p>
+            <w:pPr>
+              <w:jc w:val="center"/>
+            </w:pPr>
+            <w:r>
+              <w:t>SERIALIZABLE</w:t>
+            </w:r>
+          </w:p>
+        </w:tc>
+      </w:tr>
+      <w:tr>
+        <w:trPr>
+          <w:trHeight w:val="624"/>
+        </w:trPr>
+        <w:tc>
+          <w:tcPr>
+            <w:tcW w:w="2091" w:type="dxa"/>
+            <w:vAlign w:val="center"/>
+          </w:tcPr>
+          <w:p>
+            <w:pPr>
+              <w:jc w:val="center"/>
+            </w:pPr>
+            <w:r>
+              <w:t>READ UNCOMMITTED</w:t>
+            </w:r>
+          </w:p>
+        </w:tc>
+        <w:tc>
+          <w:tcPr>
+            <w:tcW w:w="2091" w:type="dxa"/>
+            <w:vAlign w:val="center"/>
+          </w:tcPr>
+          <w:p>
+            <w:pPr>
+              <w:jc w:val="center"/>
+              <w:rPr>
+                <w:sz w:val="20"/>
+              </w:rPr>
+            </w:pPr>
+            <w:r>
+              <w:rPr>
+                <w:sz w:val="20"/>
+              </w:rPr>
+              <w:t>Dane zmodyfikowane</w:t>
+            </w:r>
+          </w:p>
+        </w:tc>
+        <w:tc>
+          <w:tcPr>
+            <w:tcW w:w="2091" w:type="dxa"/>
+            <w:vAlign w:val="center"/>
+          </w:tcPr>
+          <w:p>
+            <w:pPr>
+              <w:jc w:val="center"/>
+            </w:pPr>
+            <w:r>
+              <w:rPr>
+                <w:sz w:val="20"/>
+              </w:rPr>
+              <w:t>Dane zmodyfikowane</w:t>
+            </w:r>
+          </w:p>
+        </w:tc>
+        <w:tc>
+          <w:tcPr>
+            <w:tcW w:w="2091" w:type="dxa"/>
+            <w:vAlign w:val="center"/>
+          </w:tcPr>
+          <w:p>
+            <w:pPr>
+              <w:jc w:val="center"/>
+            </w:pPr>
+            <w:r>
+              <w:rPr>
+                <w:sz w:val="20"/>
+              </w:rPr>
+              <w:t>Dane zmodyfikowane</w:t>
+            </w:r>
+          </w:p>
+        </w:tc>
+        <w:tc>
+          <w:tcPr>
+            <w:tcW w:w="2092" w:type="dxa"/>
+            <w:vAlign w:val="center"/>
+          </w:tcPr>
+          <w:p>
+            <w:pPr>
+              <w:jc w:val="center"/>
+            </w:pPr>
+            <w:r>
+              <w:rPr>
+                <w:sz w:val="20"/>
+              </w:rPr>
+              <w:t>Dane zmodyfikowane</w:t>
+            </w:r>
+          </w:p>
+        </w:tc>
+      </w:tr>
+      <w:tr>
+        <w:trPr>
+          <w:trHeight w:val="624"/>
+        </w:trPr>
+        <w:tc>
+          <w:tcPr>
+            <w:tcW w:w="2091" w:type="dxa"/>
+            <w:vAlign w:val="center"/>
+          </w:tcPr>
+          <w:p>
+            <w:pPr>
+              <w:jc w:val="center"/>
+            </w:pPr>
+            <w:r>
+              <w:t>READ COMMITTED</w:t>
+            </w:r>
+          </w:p>
+        </w:tc>
+        <w:tc>
+          <w:tcPr>
+            <w:tcW w:w="2091" w:type="dxa"/>
+            <w:vAlign w:val="center"/>
+          </w:tcPr>
+          <w:p>
+            <w:pPr>
+              <w:jc w:val="center"/>
+              <w:rPr>
+                <w:sz w:val="20"/>
+              </w:rPr>
+            </w:pPr>
+            <w:r>
+              <w:rPr>
+                <w:sz w:val="20"/>
+              </w:rPr>
+              <w:t>Dane zmodyfikowane</w:t>
+            </w:r>
+          </w:p>
+        </w:tc>
+        <w:tc>
+          <w:tcPr>
+            <w:tcW w:w="2091" w:type="dxa"/>
+            <w:vAlign w:val="center"/>
+          </w:tcPr>
+          <w:p>
+            <w:pPr>
+              <w:jc w:val="center"/>
+              <w:rPr>
+                <w:sz w:val="18"/>
+              </w:rPr>
+            </w:pPr>
+            <w:r>
+              <w:rPr>
+                <w:sz w:val="20"/>
+              </w:rPr>
+              <w:t>Dane zmodyfikowane</w:t>
+            </w:r>
+          </w:p>
+        </w:tc>
+        <w:tc>
+          <w:tcPr>
+            <w:tcW w:w="2091" w:type="dxa"/>
+            <w:vAlign w:val="center"/>
+          </w:tcPr>
+          <w:p>
+            <w:pPr>
+              <w:jc w:val="center"/>
+            </w:pPr>
+            <w:r>
+              <w:rPr>
+                <w:sz w:val="20"/>
+              </w:rPr>
+              <w:t>Dane zmodyfikowane</w:t>
+            </w:r>
+          </w:p>
+        </w:tc>
+        <w:tc>
+          <w:tcPr>
+            <w:tcW w:w="2092" w:type="dxa"/>
+            <w:vAlign w:val="center"/>
+          </w:tcPr>
+          <w:p>
+            <w:pPr>
+              <w:jc w:val="center"/>
+            </w:pPr>
+            <w:r>
+              <w:rPr>
+                <w:sz w:val="20"/>
+              </w:rPr>
+              <w:t>Dane zmodyfikowane</w:t>
+            </w:r>
+          </w:p>
+        </w:tc>
+      </w:tr>
+      <w:tr>
+        <w:trPr>
+          <w:trHeight w:val="624"/>
+        </w:trPr>
+        <w:tc>
+          <w:tcPr>
+            <w:tcW w:w="2091" w:type="dxa"/>
+            <w:vAlign w:val="center"/>
+          </w:tcPr>
+          <w:p>
+            <w:pPr>
+              <w:jc w:val="center"/>
+            </w:pPr>
+            <w:r>
+              <w:t>REPEATABLE READ</w:t>
+            </w:r>
+          </w:p>
+        </w:tc>
+        <w:tc>
+          <w:tcPr>
+            <w:tcW w:w="2091" w:type="dxa"/>
+            <w:vAlign w:val="center"/>
+          </w:tcPr>
+          <w:p>
+            <w:pPr>
+              <w:jc w:val="center"/>
+              <w:rPr>
+                <w:sz w:val="20"/>
+              </w:rPr>
+            </w:pPr>
+            <w:r>
+              <w:rPr>
+                <w:sz w:val="20"/>
+              </w:rPr>
+              <w:t>Dane niezmodyfikowane</w:t>
+            </w:r>
+          </w:p>
+        </w:tc>
+        <w:tc>
+          <w:tcPr>
+            <w:tcW w:w="2091" w:type="dxa"/>
+            <w:vAlign w:val="center"/>
+          </w:tcPr>
+          <w:p>
+            <w:pPr>
+              <w:jc w:val="center"/>
+              <w:rPr>
+                <w:sz w:val="18"/>
+              </w:rPr>
+            </w:pPr>
+            <w:r>
+              <w:rPr>
+                <w:sz w:val="20"/>
+              </w:rPr>
+              <w:t>Dane niezmodyfikowane</w:t>
+            </w:r>
+          </w:p>
+        </w:tc>
+        <w:tc>
+          <w:tcPr>
+            <w:tcW w:w="2091" w:type="dxa"/>
+            <w:vAlign w:val="center"/>
+          </w:tcPr>
+          <w:p>
+            <w:pPr>
+              <w:jc w:val="center"/>
+            </w:pPr>
+            <w:r>
+              <w:rPr>
+                <w:sz w:val="20"/>
+              </w:rPr>
+              <w:t>Dane niezmodyfikowane</w:t>
+            </w:r>
+          </w:p>
+        </w:tc>
+        <w:tc>
+          <w:tcPr>
+            <w:tcW w:w="2092" w:type="dxa"/>
+            <w:vAlign w:val="center"/>
+          </w:tcPr>
+          <w:p>
+            <w:pPr>
+              <w:jc w:val="center"/>
+            </w:pPr>
+            <w:r>
+              <w:rPr>
+                <w:sz w:val="20"/>
+              </w:rPr>
+              <w:t>Dane niezmodyfikowane</w:t>
+            </w:r>
+          </w:p>
+        </w:tc>
+      </w:tr>
+      <w:tr>
+        <w:trPr>
+          <w:trHeight w:val="624"/>
+        </w:trPr>
+        <w:tc>
+          <w:tcPr>
+            <w:tcW w:w="2091" w:type="dxa"/>
+            <w:vAlign w:val="center"/>
+          </w:tcPr>
+          <w:p>
+            <w:pPr>
+              <w:jc w:val="center"/>
+            </w:pPr>
+            <w:r>
+              <w:t>SERIALIZABLE</w:t>
+            </w:r>
+          </w:p>
+        </w:tc>
+        <w:tc>
+          <w:tcPr>
+            <w:tcW w:w="2091" w:type="dxa"/>
+            <w:vAlign w:val="center"/>
+          </w:tcPr>
+          <w:p>
+            <w:pPr>
+              <w:jc w:val="center"/>
+              <w:rPr>
+                <w:sz w:val="20"/>
+              </w:rPr>
+            </w:pPr>
+            <w:r>
+              <w:rPr>
+                <w:sz w:val="20"/>
+              </w:rPr>
+              <w:t>Dane niezmodyfikowane</w:t>
+            </w:r>
+          </w:p>
+        </w:tc>
+        <w:tc>
+          <w:tcPr>
+            <w:tcW w:w="2091" w:type="dxa"/>
+            <w:vAlign w:val="center"/>
+          </w:tcPr>
+          <w:p>
+            <w:pPr>
+              <w:jc w:val="center"/>
+              <w:rPr>
+                <w:sz w:val="18"/>
+              </w:rPr>
+            </w:pPr>
+            <w:r>
+              <w:rPr>
+                <w:sz w:val="20"/>
+              </w:rPr>
+              <w:t>Dane niezmodyfikowane</w:t>
+            </w:r>
+          </w:p>
+        </w:tc>
+        <w:tc>
+          <w:tcPr>
+            <w:tcW w:w="2091" w:type="dxa"/>
+            <w:vAlign w:val="center"/>
+          </w:tcPr>
+          <w:p>
+            <w:pPr>
+              <w:jc w:val="center"/>
+            </w:pPr>
+            <w:r>
+              <w:rPr>
+                <w:sz w:val="20"/>
+              </w:rPr>
+              <w:t>Dane niezmodyfikowane</w:t>
+            </w:r>
+          </w:p>
+        </w:tc>
+        <w:tc>
+          <w:tcPr>
+            <w:tcW w:w="2092" w:type="dxa"/>
+            <w:vAlign w:val="center"/>
+          </w:tcPr>
+          <w:p>
+            <w:pPr>
+              <w:jc w:val="center"/>
+            </w:pPr>
+            <w:r>
+              <w:rPr>
+                <w:sz w:val="20"/>
+              </w:rPr>
+              <w:t>Dane niezmodyfikowane</w:t>
+            </w:r>
+          </w:p>
+        </w:tc>
+      </w:tr>
+    </w:tbl>
+    <w:p>
+      <w:pPr>
+        <w:spacing w:after="0"/>
+        <w:rPr>
+          <w:b/>
+        </w:rPr>
+      </w:pPr>
+    </w:p>
+    <w:p>
+      <w:pPr>
+        <w:spacing w:after="0"/>
+      </w:pPr>
+      <w:r>
+        <w:lastRenderedPageBreak/>
+        <w:t xml:space="preserve">Podpunkt </w:t>
       </w:r>
       <w:r>
-        <w:t>1:</w:t>
+        <w:t>E</w:t>
+      </w:r>
+    </w:p>
+    <w:tbl>
+      <w:tblPr>
+        <w:tblStyle w:val="Tabela-Siatka"/>
+        <w:tblW w:w="0" w:type="auto"/>
+        <w:tblLook w:val="04A0" w:firstRow="1" w:lastRow="0" w:firstColumn="1" w:lastColumn="0" w:noHBand="0" w:noVBand="1"/>
+      </w:tblPr>
+      <w:tblGrid>
+        <w:gridCol w:w="2091"/>
+        <w:gridCol w:w="2091"/>
+        <w:gridCol w:w="2091"/>
+        <w:gridCol w:w="2091"/>
+        <w:gridCol w:w="2092"/>
+      </w:tblGrid>
+      <w:tr>
+        <w:trPr>
+          <w:trHeight w:val="624"/>
+        </w:trPr>
+        <w:tc>
+          <w:tcPr>
+            <w:tcW w:w="2091" w:type="dxa"/>
+            <w:tcBorders>
+              <w:tl2br w:val="single" w:sz="4" w:space="0" w:color="auto"/>
+            </w:tcBorders>
+            <w:vAlign w:val="center"/>
+          </w:tcPr>
+          <w:p>
+            <w:r>
+              <w:t xml:space="preserve">                          T2</w:t>
+            </w:r>
+          </w:p>
+          <w:p>
+            <w:r>
+              <w:t xml:space="preserve">T1          </w:t>
+            </w:r>
+          </w:p>
+        </w:tc>
+        <w:tc>
+          <w:tcPr>
+            <w:tcW w:w="2091" w:type="dxa"/>
+            <w:vAlign w:val="center"/>
+          </w:tcPr>
+          <w:p>
+            <w:pPr>
+              <w:jc w:val="center"/>
+            </w:pPr>
+            <w:r>
+              <w:t>READ UNCOMMITTED</w:t>
+            </w:r>
+          </w:p>
+        </w:tc>
+        <w:tc>
+          <w:tcPr>
+            <w:tcW w:w="2091" w:type="dxa"/>
+            <w:vAlign w:val="center"/>
+          </w:tcPr>
+          <w:p>
+            <w:pPr>
+              <w:jc w:val="center"/>
+            </w:pPr>
+            <w:r>
+              <w:t>READ COMMITTED</w:t>
+            </w:r>
+          </w:p>
+        </w:tc>
+        <w:tc>
+          <w:tcPr>
+            <w:tcW w:w="2091" w:type="dxa"/>
+            <w:vAlign w:val="center"/>
+          </w:tcPr>
+          <w:p>
+            <w:pPr>
+              <w:jc w:val="center"/>
+            </w:pPr>
+            <w:r>
+              <w:t>REPEATABLE READ</w:t>
+            </w:r>
+          </w:p>
+        </w:tc>
+        <w:tc>
+          <w:tcPr>
+            <w:tcW w:w="2092" w:type="dxa"/>
+            <w:vAlign w:val="center"/>
+          </w:tcPr>
+          <w:p>
+            <w:pPr>
+              <w:jc w:val="center"/>
+            </w:pPr>
+            <w:r>
+              <w:t>SERIALIZABLE</w:t>
+            </w:r>
+          </w:p>
+        </w:tc>
+      </w:tr>
+      <w:tr>
+        <w:trPr>
+          <w:trHeight w:val="624"/>
+        </w:trPr>
+        <w:tc>
+          <w:tcPr>
+            <w:tcW w:w="2091" w:type="dxa"/>
+            <w:vAlign w:val="center"/>
+          </w:tcPr>
+          <w:p>
+            <w:pPr>
+              <w:jc w:val="center"/>
+            </w:pPr>
+            <w:r>
+              <w:t>READ UNCOMMITTED</w:t>
+            </w:r>
+          </w:p>
+        </w:tc>
+        <w:tc>
+          <w:tcPr>
+            <w:tcW w:w="2091" w:type="dxa"/>
+            <w:vAlign w:val="center"/>
+          </w:tcPr>
+          <w:p>
+            <w:pPr>
+              <w:jc w:val="center"/>
+              <w:rPr>
+                <w:sz w:val="20"/>
+              </w:rPr>
+            </w:pPr>
+            <w:r>
+              <w:rPr>
+                <w:sz w:val="20"/>
+              </w:rPr>
+              <w:t>Dane niezmodyfikowane</w:t>
+            </w:r>
+          </w:p>
+        </w:tc>
+        <w:tc>
+          <w:tcPr>
+            <w:tcW w:w="2091" w:type="dxa"/>
+            <w:vAlign w:val="center"/>
+          </w:tcPr>
+          <w:p>
+            <w:pPr>
+              <w:jc w:val="center"/>
+            </w:pPr>
+            <w:r>
+              <w:rPr>
+                <w:sz w:val="20"/>
+              </w:rPr>
+              <w:t>Dane niezmodyfikowane</w:t>
+            </w:r>
+          </w:p>
+        </w:tc>
+        <w:tc>
+          <w:tcPr>
+            <w:tcW w:w="2091" w:type="dxa"/>
+            <w:vAlign w:val="center"/>
+          </w:tcPr>
+          <w:p>
+            <w:pPr>
+              <w:jc w:val="center"/>
+            </w:pPr>
+            <w:r>
+              <w:rPr>
+                <w:sz w:val="20"/>
+              </w:rPr>
+              <w:t>Dane niezmodyfikowane</w:t>
+            </w:r>
+          </w:p>
+        </w:tc>
+        <w:tc>
+          <w:tcPr>
+            <w:tcW w:w="2092" w:type="dxa"/>
+            <w:vAlign w:val="center"/>
+          </w:tcPr>
+          <w:p>
+            <w:pPr>
+              <w:jc w:val="center"/>
+            </w:pPr>
+            <w:r>
+              <w:rPr>
+                <w:sz w:val="20"/>
+              </w:rPr>
+              <w:t>Dane niezmodyfikowane</w:t>
+            </w:r>
+          </w:p>
+        </w:tc>
+      </w:tr>
+      <w:tr>
+        <w:trPr>
+          <w:trHeight w:val="624"/>
+        </w:trPr>
+        <w:tc>
+          <w:tcPr>
+            <w:tcW w:w="2091" w:type="dxa"/>
+            <w:vAlign w:val="center"/>
+          </w:tcPr>
+          <w:p>
+            <w:pPr>
+              <w:jc w:val="center"/>
+            </w:pPr>
+            <w:r>
+              <w:t>READ COMMITTED</w:t>
+            </w:r>
+          </w:p>
+        </w:tc>
+        <w:tc>
+          <w:tcPr>
+            <w:tcW w:w="2091" w:type="dxa"/>
+            <w:vAlign w:val="center"/>
+          </w:tcPr>
+          <w:p>
+            <w:pPr>
+              <w:jc w:val="center"/>
+              <w:rPr>
+                <w:sz w:val="20"/>
+              </w:rPr>
+            </w:pPr>
+            <w:r>
+              <w:rPr>
+                <w:sz w:val="20"/>
+              </w:rPr>
+              <w:t>Dane niezmodyfikowane</w:t>
+            </w:r>
+          </w:p>
+        </w:tc>
+        <w:tc>
+          <w:tcPr>
+            <w:tcW w:w="2091" w:type="dxa"/>
+            <w:vAlign w:val="center"/>
+          </w:tcPr>
+          <w:p>
+            <w:pPr>
+              <w:jc w:val="center"/>
+              <w:rPr>
+                <w:sz w:val="18"/>
+              </w:rPr>
+            </w:pPr>
+            <w:r>
+              <w:rPr>
+                <w:sz w:val="20"/>
+              </w:rPr>
+              <w:t>Dane niezmodyfikowane</w:t>
+            </w:r>
+          </w:p>
+        </w:tc>
+        <w:tc>
+          <w:tcPr>
+            <w:tcW w:w="2091" w:type="dxa"/>
+            <w:vAlign w:val="center"/>
+          </w:tcPr>
+          <w:p>
+            <w:pPr>
+              <w:jc w:val="center"/>
+            </w:pPr>
+            <w:r>
+              <w:rPr>
+                <w:sz w:val="20"/>
+              </w:rPr>
+              <w:t>Dane niezmodyfikowane</w:t>
+            </w:r>
+          </w:p>
+        </w:tc>
+        <w:tc>
+          <w:tcPr>
+            <w:tcW w:w="2092" w:type="dxa"/>
+            <w:vAlign w:val="center"/>
+          </w:tcPr>
+          <w:p>
+            <w:pPr>
+              <w:jc w:val="center"/>
+            </w:pPr>
+            <w:r>
+              <w:rPr>
+                <w:sz w:val="20"/>
+              </w:rPr>
+              <w:t>Dane niezmodyfikowane</w:t>
+            </w:r>
+          </w:p>
+        </w:tc>
+      </w:tr>
+      <w:tr>
+        <w:trPr>
+          <w:trHeight w:val="624"/>
+        </w:trPr>
+        <w:tc>
+          <w:tcPr>
+            <w:tcW w:w="2091" w:type="dxa"/>
+            <w:vAlign w:val="center"/>
+          </w:tcPr>
+          <w:p>
+            <w:pPr>
+              <w:jc w:val="center"/>
+            </w:pPr>
+            <w:r>
+              <w:t>REPEATABLE READ</w:t>
+            </w:r>
+          </w:p>
+        </w:tc>
+        <w:tc>
+          <w:tcPr>
+            <w:tcW w:w="2091" w:type="dxa"/>
+            <w:vAlign w:val="center"/>
+          </w:tcPr>
+          <w:p>
+            <w:pPr>
+              <w:jc w:val="center"/>
+              <w:rPr>
+                <w:sz w:val="20"/>
+              </w:rPr>
+            </w:pPr>
+            <w:r>
+              <w:rPr>
+                <w:sz w:val="20"/>
+              </w:rPr>
+              <w:t>Dane niezmodyfikowane</w:t>
+            </w:r>
+          </w:p>
+        </w:tc>
+        <w:tc>
+          <w:tcPr>
+            <w:tcW w:w="2091" w:type="dxa"/>
+            <w:vAlign w:val="center"/>
+          </w:tcPr>
+          <w:p>
+            <w:pPr>
+              <w:jc w:val="center"/>
+              <w:rPr>
+                <w:sz w:val="18"/>
+              </w:rPr>
+            </w:pPr>
+            <w:r>
+              <w:rPr>
+                <w:sz w:val="20"/>
+              </w:rPr>
+              <w:t>Dane niezmodyfikowane</w:t>
+            </w:r>
+          </w:p>
+        </w:tc>
+        <w:tc>
+          <w:tcPr>
+            <w:tcW w:w="2091" w:type="dxa"/>
+            <w:vAlign w:val="center"/>
+          </w:tcPr>
+          <w:p>
+            <w:pPr>
+              <w:jc w:val="center"/>
+            </w:pPr>
+            <w:r>
+              <w:rPr>
+                <w:sz w:val="20"/>
+              </w:rPr>
+              <w:t>Dane niezmodyfikowane</w:t>
+            </w:r>
+          </w:p>
+        </w:tc>
+        <w:tc>
+          <w:tcPr>
+            <w:tcW w:w="2092" w:type="dxa"/>
+            <w:vAlign w:val="center"/>
+          </w:tcPr>
+          <w:p>
+            <w:pPr>
+              <w:jc w:val="center"/>
+            </w:pPr>
+            <w:r>
+              <w:rPr>
+                <w:sz w:val="20"/>
+              </w:rPr>
+              <w:t>Dane niezmodyfikowane</w:t>
+            </w:r>
+          </w:p>
+        </w:tc>
+      </w:tr>
+      <w:tr>
+        <w:trPr>
+          <w:trHeight w:val="624"/>
+        </w:trPr>
+        <w:tc>
+          <w:tcPr>
+            <w:tcW w:w="2091" w:type="dxa"/>
+            <w:vAlign w:val="center"/>
+          </w:tcPr>
+          <w:p>
+            <w:pPr>
+              <w:jc w:val="center"/>
+            </w:pPr>
+            <w:r>
+              <w:t>SERIALIZABLE</w:t>
+            </w:r>
+          </w:p>
+        </w:tc>
+        <w:tc>
+          <w:tcPr>
+            <w:tcW w:w="2091" w:type="dxa"/>
+            <w:vAlign w:val="center"/>
+          </w:tcPr>
+          <w:p>
+            <w:pPr>
+              <w:jc w:val="center"/>
+              <w:rPr>
+                <w:sz w:val="20"/>
+              </w:rPr>
+            </w:pPr>
+            <w:r>
+              <w:rPr>
+                <w:sz w:val="20"/>
+              </w:rPr>
+              <w:t>Dane niezmodyfikowane</w:t>
+            </w:r>
+          </w:p>
+        </w:tc>
+        <w:tc>
+          <w:tcPr>
+            <w:tcW w:w="2091" w:type="dxa"/>
+            <w:vAlign w:val="center"/>
+          </w:tcPr>
+          <w:p>
+            <w:pPr>
+              <w:jc w:val="center"/>
+              <w:rPr>
+                <w:sz w:val="18"/>
+              </w:rPr>
+            </w:pPr>
+            <w:r>
+              <w:rPr>
+                <w:sz w:val="20"/>
+              </w:rPr>
+              <w:t>Dane niezmodyfikowane</w:t>
+            </w:r>
+          </w:p>
+        </w:tc>
+        <w:tc>
+          <w:tcPr>
+            <w:tcW w:w="2091" w:type="dxa"/>
+            <w:vAlign w:val="center"/>
+          </w:tcPr>
+          <w:p>
+            <w:pPr>
+              <w:jc w:val="center"/>
+            </w:pPr>
+            <w:r>
+              <w:rPr>
+                <w:sz w:val="20"/>
+              </w:rPr>
+              <w:t>Dane niezmodyfikowane</w:t>
+            </w:r>
+          </w:p>
+        </w:tc>
+        <w:tc>
+          <w:tcPr>
+            <w:tcW w:w="2092" w:type="dxa"/>
+            <w:vAlign w:val="center"/>
+          </w:tcPr>
+          <w:p>
+            <w:pPr>
+              <w:jc w:val="center"/>
+            </w:pPr>
+            <w:r>
+              <w:rPr>
+                <w:sz w:val="20"/>
+              </w:rPr>
+              <w:t>Dane niezmodyfikowane</w:t>
+            </w:r>
+          </w:p>
+        </w:tc>
+      </w:tr>
+    </w:tbl>
+    <w:p>
+      <w:pPr>
+        <w:spacing w:after="0"/>
+      </w:pPr>
+    </w:p>
+    <w:p>
+      <w:pPr>
+        <w:spacing w:after="0"/>
+      </w:pPr>
+      <w:r>
+        <w:t xml:space="preserve">Podpunkt </w:t>
       </w:r>
       <w:r>
-        <w:br/>
-        <w:t>BEGIN;</w:t>
+        <w:t>F</w:t>
       </w:r>
     </w:p>
-    <w:p>
-      <w:pPr>
-        <w:spacing w:after="0"/>
-        <w:rPr>
-          <w:lang w:val="en-US"/>
-        </w:rPr>
+    <w:tbl>
+      <w:tblPr>
+        <w:tblStyle w:val="Tabela-Siatka"/>
+        <w:tblW w:w="0" w:type="auto"/>
+        <w:tblLook w:val="04A0" w:firstRow="1" w:lastRow="0" w:firstColumn="1" w:lastColumn="0" w:noHBand="0" w:noVBand="1"/>
+      </w:tblPr>
+      <w:tblGrid>
+        <w:gridCol w:w="2091"/>
+        <w:gridCol w:w="2091"/>
+        <w:gridCol w:w="2091"/>
+        <w:gridCol w:w="2091"/>
+        <w:gridCol w:w="2092"/>
+      </w:tblGrid>
+      <w:tr>
+        <w:trPr>
+          <w:trHeight w:val="624"/>
+        </w:trPr>
+        <w:tc>
+          <w:tcPr>
+            <w:tcW w:w="2091" w:type="dxa"/>
+            <w:tcBorders>
+              <w:tl2br w:val="single" w:sz="4" w:space="0" w:color="auto"/>
+            </w:tcBorders>
+            <w:vAlign w:val="center"/>
+          </w:tcPr>
+          <w:p>
+            <w:r>
+              <w:t xml:space="preserve">                          T2</w:t>
+            </w:r>
+          </w:p>
+          <w:p>
+            <w:r>
+              <w:t xml:space="preserve">T1          </w:t>
+            </w:r>
+          </w:p>
+        </w:tc>
+        <w:tc>
+          <w:tcPr>
+            <w:tcW w:w="2091" w:type="dxa"/>
+            <w:vAlign w:val="center"/>
+          </w:tcPr>
+          <w:p>
+            <w:pPr>
+              <w:jc w:val="center"/>
+            </w:pPr>
+            <w:r>
+              <w:t>READ UNCOMMITTED</w:t>
+            </w:r>
+          </w:p>
+        </w:tc>
+        <w:tc>
+          <w:tcPr>
+            <w:tcW w:w="2091" w:type="dxa"/>
+            <w:vAlign w:val="center"/>
+          </w:tcPr>
+          <w:p>
+            <w:pPr>
+              <w:jc w:val="center"/>
+            </w:pPr>
+            <w:r>
+              <w:t>READ COMMITTED</w:t>
+            </w:r>
+          </w:p>
+        </w:tc>
+        <w:tc>
+          <w:tcPr>
+            <w:tcW w:w="2091" w:type="dxa"/>
+            <w:vAlign w:val="center"/>
+          </w:tcPr>
+          <w:p>
+            <w:pPr>
+              <w:jc w:val="center"/>
+            </w:pPr>
+            <w:r>
+              <w:t>REPEATABLE READ</w:t>
+            </w:r>
+          </w:p>
+        </w:tc>
+        <w:tc>
+          <w:tcPr>
+            <w:tcW w:w="2092" w:type="dxa"/>
+            <w:vAlign w:val="center"/>
+          </w:tcPr>
+          <w:p>
+            <w:pPr>
+              <w:jc w:val="center"/>
+            </w:pPr>
+            <w:r>
+              <w:t>SERIALIZABLE</w:t>
+            </w:r>
+          </w:p>
+        </w:tc>
+      </w:tr>
+      <w:tr>
+        <w:trPr>
+          <w:trHeight w:val="624"/>
+        </w:trPr>
+        <w:tc>
+          <w:tcPr>
+            <w:tcW w:w="2091" w:type="dxa"/>
+            <w:vAlign w:val="center"/>
+          </w:tcPr>
+          <w:p>
+            <w:pPr>
+              <w:jc w:val="center"/>
+            </w:pPr>
+            <w:r>
+              <w:t>READ UNCOMMITTED</w:t>
+            </w:r>
+          </w:p>
+        </w:tc>
+        <w:tc>
+          <w:tcPr>
+            <w:tcW w:w="2091" w:type="dxa"/>
+            <w:vAlign w:val="center"/>
+          </w:tcPr>
+          <w:p>
+            <w:pPr>
+              <w:jc w:val="center"/>
+              <w:rPr>
+                <w:sz w:val="20"/>
+              </w:rPr>
+            </w:pPr>
+            <w:r>
+              <w:rPr>
+                <w:sz w:val="20"/>
+              </w:rPr>
+              <w:t>Update wykonany</w:t>
+            </w:r>
+          </w:p>
+        </w:tc>
+        <w:tc>
+          <w:tcPr>
+            <w:tcW w:w="2091" w:type="dxa"/>
+            <w:vAlign w:val="center"/>
+          </w:tcPr>
+          <w:p>
+            <w:pPr>
+              <w:jc w:val="center"/>
+            </w:pPr>
+            <w:r>
+              <w:rPr>
+                <w:sz w:val="20"/>
+              </w:rPr>
+              <w:t>Update wykonany</w:t>
+            </w:r>
+          </w:p>
+        </w:tc>
+        <w:tc>
+          <w:tcPr>
+            <w:tcW w:w="2091" w:type="dxa"/>
+            <w:vAlign w:val="center"/>
+          </w:tcPr>
+          <w:p>
+            <w:pPr>
+              <w:jc w:val="center"/>
+            </w:pPr>
+            <w:r>
+              <w:rPr>
+                <w:sz w:val="20"/>
+              </w:rPr>
+              <w:t>Update wykonany</w:t>
+            </w:r>
+          </w:p>
+        </w:tc>
+        <w:tc>
+          <w:tcPr>
+            <w:tcW w:w="2092" w:type="dxa"/>
+            <w:vAlign w:val="center"/>
+          </w:tcPr>
+          <w:p>
+            <w:pPr>
+              <w:jc w:val="center"/>
+            </w:pPr>
+            <w:r>
+              <w:rPr>
+                <w:sz w:val="20"/>
+              </w:rPr>
+              <w:t>Zawieszenie T</w:t>
+            </w:r>
+            <w:r>
+              <w:rPr>
+                <w:sz w:val="20"/>
+              </w:rPr>
+              <w:t>1</w:t>
+            </w:r>
+          </w:p>
+        </w:tc>
+      </w:tr>
+      <w:tr>
+        <w:trPr>
+          <w:trHeight w:val="624"/>
+        </w:trPr>
+        <w:tc>
+          <w:tcPr>
+            <w:tcW w:w="2091" w:type="dxa"/>
+            <w:vAlign w:val="center"/>
+          </w:tcPr>
+          <w:p>
+            <w:pPr>
+              <w:jc w:val="center"/>
+            </w:pPr>
+            <w:r>
+              <w:t>READ COMMITTED</w:t>
+            </w:r>
+          </w:p>
+        </w:tc>
+        <w:tc>
+          <w:tcPr>
+            <w:tcW w:w="2091" w:type="dxa"/>
+            <w:vAlign w:val="center"/>
+          </w:tcPr>
+          <w:p>
+            <w:pPr>
+              <w:jc w:val="center"/>
+              <w:rPr>
+                <w:sz w:val="20"/>
+              </w:rPr>
+            </w:pPr>
+            <w:r>
+              <w:rPr>
+                <w:sz w:val="20"/>
+              </w:rPr>
+              <w:t>Update wykonany</w:t>
+            </w:r>
+          </w:p>
+        </w:tc>
+        <w:tc>
+          <w:tcPr>
+            <w:tcW w:w="2091" w:type="dxa"/>
+            <w:vAlign w:val="center"/>
+          </w:tcPr>
+          <w:p>
+            <w:pPr>
+              <w:jc w:val="center"/>
+              <w:rPr>
+                <w:sz w:val="18"/>
+              </w:rPr>
+            </w:pPr>
+            <w:r>
+              <w:rPr>
+                <w:sz w:val="20"/>
+              </w:rPr>
+              <w:t>Update wykonany</w:t>
+            </w:r>
+          </w:p>
+        </w:tc>
+        <w:tc>
+          <w:tcPr>
+            <w:tcW w:w="2091" w:type="dxa"/>
+            <w:vAlign w:val="center"/>
+          </w:tcPr>
+          <w:p>
+            <w:pPr>
+              <w:jc w:val="center"/>
+            </w:pPr>
+            <w:r>
+              <w:rPr>
+                <w:sz w:val="20"/>
+              </w:rPr>
+              <w:t>Update wykonany</w:t>
+            </w:r>
+          </w:p>
+        </w:tc>
+        <w:tc>
+          <w:tcPr>
+            <w:tcW w:w="2092" w:type="dxa"/>
+            <w:vAlign w:val="center"/>
+          </w:tcPr>
+          <w:p>
+            <w:pPr>
+              <w:jc w:val="center"/>
+            </w:pPr>
+            <w:r>
+              <w:rPr>
+                <w:sz w:val="20"/>
+              </w:rPr>
+              <w:t>Zawieszenie T1</w:t>
+            </w:r>
+          </w:p>
+        </w:tc>
+      </w:tr>
+      <w:tr>
+        <w:trPr>
+          <w:trHeight w:val="624"/>
+        </w:trPr>
+        <w:tc>
+          <w:tcPr>
+            <w:tcW w:w="2091" w:type="dxa"/>
+            <w:vAlign w:val="center"/>
+          </w:tcPr>
+          <w:p>
+            <w:pPr>
+              <w:jc w:val="center"/>
+            </w:pPr>
+            <w:r>
+              <w:t>REPEATABLE READ</w:t>
+            </w:r>
+          </w:p>
+        </w:tc>
+        <w:tc>
+          <w:tcPr>
+            <w:tcW w:w="2091" w:type="dxa"/>
+            <w:vAlign w:val="center"/>
+          </w:tcPr>
+          <w:p>
+            <w:pPr>
+              <w:jc w:val="center"/>
+              <w:rPr>
+                <w:sz w:val="20"/>
+              </w:rPr>
+            </w:pPr>
+            <w:r>
+              <w:rPr>
+                <w:sz w:val="20"/>
+              </w:rPr>
+              <w:t>Update wykonany</w:t>
+            </w:r>
+          </w:p>
+        </w:tc>
+        <w:tc>
+          <w:tcPr>
+            <w:tcW w:w="2091" w:type="dxa"/>
+            <w:vAlign w:val="center"/>
+          </w:tcPr>
+          <w:p>
+            <w:pPr>
+              <w:jc w:val="center"/>
+              <w:rPr>
+                <w:sz w:val="18"/>
+              </w:rPr>
+            </w:pPr>
+            <w:r>
+              <w:rPr>
+                <w:sz w:val="20"/>
+              </w:rPr>
+              <w:t>Update wykonany</w:t>
+            </w:r>
+          </w:p>
+        </w:tc>
+        <w:tc>
+          <w:tcPr>
+            <w:tcW w:w="2091" w:type="dxa"/>
+            <w:vAlign w:val="center"/>
+          </w:tcPr>
+          <w:p>
+            <w:pPr>
+              <w:jc w:val="center"/>
+            </w:pPr>
+            <w:r>
+              <w:rPr>
+                <w:sz w:val="20"/>
+              </w:rPr>
+              <w:t>Update wykonany</w:t>
+            </w:r>
+          </w:p>
+        </w:tc>
+        <w:tc>
+          <w:tcPr>
+            <w:tcW w:w="2092" w:type="dxa"/>
+            <w:vAlign w:val="center"/>
+          </w:tcPr>
+          <w:p>
+            <w:pPr>
+              <w:jc w:val="center"/>
+            </w:pPr>
+            <w:r>
+              <w:rPr>
+                <w:sz w:val="20"/>
+              </w:rPr>
+              <w:t>Zawieszenie T1</w:t>
+            </w:r>
+          </w:p>
+        </w:tc>
+      </w:tr>
+      <w:tr>
+        <w:trPr>
+          <w:trHeight w:val="624"/>
+        </w:trPr>
+        <w:tc>
+          <w:tcPr>
+            <w:tcW w:w="2091" w:type="dxa"/>
+            <w:vAlign w:val="center"/>
+          </w:tcPr>
+          <w:p>
+            <w:pPr>
+              <w:jc w:val="center"/>
+            </w:pPr>
+            <w:r>
+              <w:t>SERIALIZABLE</w:t>
+            </w:r>
+          </w:p>
+        </w:tc>
+        <w:tc>
+          <w:tcPr>
+            <w:tcW w:w="2091" w:type="dxa"/>
+            <w:vAlign w:val="center"/>
+          </w:tcPr>
+          <w:p>
+            <w:pPr>
+              <w:jc w:val="center"/>
+              <w:rPr>
+                <w:sz w:val="20"/>
+              </w:rPr>
+            </w:pPr>
+            <w:r>
+              <w:rPr>
+                <w:sz w:val="20"/>
+              </w:rPr>
+              <w:t>Update wykonany</w:t>
+            </w:r>
+          </w:p>
+        </w:tc>
+        <w:tc>
+          <w:tcPr>
+            <w:tcW w:w="2091" w:type="dxa"/>
+            <w:vAlign w:val="center"/>
+          </w:tcPr>
+          <w:p>
+            <w:pPr>
+              <w:jc w:val="center"/>
+              <w:rPr>
+                <w:sz w:val="18"/>
+              </w:rPr>
+            </w:pPr>
+            <w:r>
+              <w:rPr>
+                <w:sz w:val="20"/>
+              </w:rPr>
+              <w:t>Update wykonany</w:t>
+            </w:r>
+          </w:p>
+        </w:tc>
+        <w:tc>
+          <w:tcPr>
+            <w:tcW w:w="2091" w:type="dxa"/>
+            <w:vAlign w:val="center"/>
+          </w:tcPr>
+          <w:p>
+            <w:pPr>
+              <w:jc w:val="center"/>
+            </w:pPr>
+            <w:r>
+              <w:rPr>
+                <w:sz w:val="20"/>
+              </w:rPr>
+              <w:t>Update wykonany</w:t>
+            </w:r>
+          </w:p>
+        </w:tc>
+        <w:tc>
+          <w:tcPr>
+            <w:tcW w:w="2092" w:type="dxa"/>
+            <w:vAlign w:val="center"/>
+          </w:tcPr>
+          <w:p>
+            <w:pPr>
+              <w:jc w:val="center"/>
+            </w:pPr>
+            <w:r>
+              <w:rPr>
+                <w:sz w:val="20"/>
+              </w:rPr>
+              <w:t>Zawieszenie T1</w:t>
+            </w:r>
+          </w:p>
+        </w:tc>
+      </w:tr>
+    </w:tbl>
+    <w:p>
+      <w:pPr>
+        <w:spacing w:after="0"/>
+      </w:pPr>
+    </w:p>
+    <w:p>
+      <w:pPr>
+        <w:spacing w:after="0"/>
       </w:pPr>
       <w:r>
-        <w:rPr>
-          <w:lang w:val="en-US"/>
-        </w:rPr>
-        <w:t>select * from students;</w:t>
-      </w:r>
-    </w:p>
-    <w:p>
-      <w:pPr>
-        <w:spacing w:after="0"/>
-        <w:rPr>
-          <w:lang w:val="en-US"/>
-        </w:rPr>
-      </w:pPr>
-      <w:r>
-        <w:rPr>
-          <w:lang w:val="en-US"/>
-        </w:rPr>
-        <w:t>rollback;</w:t>
-      </w:r>
-    </w:p>
-    <w:p>
-      <w:pPr>
-        <w:spacing w:after="0"/>
-        <w:rPr>
-          <w:lang w:val="en-US"/>
-        </w:rPr>
-      </w:pPr>
-      <w:proofErr w:type="spellStart"/>
-      <w:r>
-        <w:rPr>
-          <w:lang w:val="en-US"/>
-        </w:rPr>
-        <w:t>Transakcja</w:t>
-      </w:r>
-      <w:proofErr w:type="spellEnd"/>
-      <w:r>
-        <w:rPr>
-          <w:lang w:val="en-US"/>
-        </w:rPr>
-        <w:t xml:space="preserve"> </w:t>
+        <w:t xml:space="preserve">Podpunkt </w:t>
       </w:r>
       <w:r>
-        <w:rPr>
-          <w:lang w:val="en-US"/>
-        </w:rPr>
-        <w:t>2:</w:t>
+        <w:t>G</w:t>
       </w:r>
     </w:p>
-    <w:p>
-      <w:pPr>
-        <w:spacing w:after="0"/>
-        <w:rPr>
-          <w:lang w:val="en-US"/>
-        </w:rPr>
-      </w:pPr>
-      <w:r>
-        <w:rPr>
-          <w:lang w:val="en-US"/>
-        </w:rPr>
-        <w:t>BEGIN;</w:t>
-      </w:r>
-    </w:p>
-    <w:p>
-      <w:pPr>
-        <w:spacing w:after="0"/>
-        <w:rPr>
-          <w:lang w:val="en-US"/>
-        </w:rPr>
-      </w:pPr>
-      <w:r>
-        <w:rPr>
-          <w:lang w:val="en-US"/>
-        </w:rPr>
-        <w:t>Update students set</w:t>
-      </w:r>
-      <w:r>
-        <w:rPr>
-          <w:lang w:val="en-US"/>
-        </w:rPr>
-        <w:t xml:space="preserve"> </w:t>
-      </w:r>
-    </w:p>
-    <w:p>
-      <w:pPr>
-        <w:spacing w:after="0"/>
-        <w:rPr>
-          <w:lang w:val="en-US"/>
-        </w:rPr>
-      </w:pPr>
-      <w:proofErr w:type="spellStart"/>
-      <w:r>
-        <w:rPr>
-          <w:lang w:val="en-US"/>
-        </w:rPr>
-        <w:t>student_name</w:t>
-      </w:r>
-      <w:proofErr w:type="spellEnd"/>
-      <w:r>
-        <w:rPr>
-          <w:lang w:val="en-US"/>
-        </w:rPr>
-        <w:t xml:space="preserve">='XX' where </w:t>
-      </w:r>
-      <w:proofErr w:type="spellStart"/>
-      <w:r>
-        <w:rPr>
-          <w:lang w:val="en-US"/>
-        </w:rPr>
-        <w:t>student_id</w:t>
-      </w:r>
-      <w:proofErr w:type="spellEnd"/>
-      <w:r>
-        <w:rPr>
-          <w:lang w:val="en-US"/>
-        </w:rPr>
-        <w:t xml:space="preserve">=1; </w:t>
-      </w:r>
-    </w:p>
-    <w:p>
-      <w:pPr>
-        <w:spacing w:after="0"/>
-      </w:pPr>
-      <w:proofErr w:type="spellStart"/>
-      <w:r>
-        <w:t>rollback</w:t>
-      </w:r>
-      <w:proofErr w:type="spellEnd"/>
-      <w:r>
-        <w:t>;</w:t>
-      </w:r>
-    </w:p>
-    <w:p>
-      <w:pPr>
-        <w:spacing w:after="0"/>
-      </w:pPr>
-      <w:r>
-        <w:t>Poziom izolacji: READ UNCOMMITTED</w:t>
-      </w:r>
-    </w:p>
-    <w:p>
-      <w:pPr>
-        <w:spacing w:after="0"/>
-      </w:pPr>
-      <w:r>
-        <w:t>Dla tego poziomu izolacji wystąpiło z</w:t>
-      </w:r>
-      <w:r>
-        <w:t>jawisko brudnego odczytu przez transakcje 1. W przypadku ustawienia poziomu izolacji na wyższy niż READ UNCOMMITTED problem ten nie występuje.</w:t>
-      </w:r>
-    </w:p>
-    <w:p>
-      <w:pPr>
-        <w:spacing w:after="0"/>
-      </w:pPr>
-    </w:p>
-    <w:p>
-      <w:pPr>
-        <w:spacing w:after="0"/>
-        <w:rPr>
-          <w:lang w:val="en-US"/>
-        </w:rPr>
-      </w:pPr>
-      <w:proofErr w:type="spellStart"/>
-      <w:r>
-        <w:rPr>
-          <w:lang w:val="en-US"/>
-        </w:rPr>
-        <w:t>Zadanie</w:t>
-      </w:r>
-      <w:proofErr w:type="spellEnd"/>
-      <w:r>
-        <w:rPr>
-          <w:lang w:val="en-US"/>
-        </w:rPr>
-        <w:t xml:space="preserve"> 2.</w:t>
-      </w:r>
-    </w:p>
-    <w:p>
-      <w:pPr>
-        <w:spacing w:after="0"/>
-        <w:rPr>
-          <w:lang w:val="en-US"/>
-        </w:rPr>
-      </w:pPr>
-      <w:proofErr w:type="spellStart"/>
-      <w:r>
-        <w:rPr>
-          <w:lang w:val="en-US"/>
-        </w:rPr>
-        <w:t>Transakcja</w:t>
-      </w:r>
-      <w:proofErr w:type="spellEnd"/>
-      <w:r>
-        <w:rPr>
-          <w:lang w:val="en-US"/>
-        </w:rPr>
-        <w:t xml:space="preserve"> 1:</w:t>
-      </w:r>
-      <w:r>
-        <w:rPr>
-          <w:lang w:val="en-US"/>
-        </w:rPr>
-        <w:br/>
-        <w:t>begin;</w:t>
-      </w:r>
-    </w:p>
-    <w:p>
-      <w:pPr>
-        <w:spacing w:after="0"/>
-        <w:rPr>
-          <w:lang w:val="en-US"/>
-        </w:rPr>
-      </w:pPr>
-      <w:r>
-        <w:rPr>
-          <w:lang w:val="en-US"/>
-        </w:rPr>
-        <w:t>select * from students;</w:t>
-      </w:r>
-    </w:p>
-    <w:p>
-      <w:pPr>
-        <w:spacing w:after="0"/>
-        <w:rPr>
-          <w:lang w:val="en-US"/>
-        </w:rPr>
-      </w:pPr>
-      <w:r>
-        <w:rPr>
-          <w:lang w:val="en-US"/>
-        </w:rPr>
-        <w:t>#(C)</w:t>
-      </w:r>
-    </w:p>
-    <w:p>
-      <w:pPr>
-        <w:spacing w:after="0"/>
-        <w:rPr>
-          <w:lang w:val="en-US"/>
-        </w:rPr>
-      </w:pPr>
-      <w:r>
-        <w:rPr>
-          <w:lang w:val="en-US"/>
-        </w:rPr>
-        <w:t xml:space="preserve">select * from students; </w:t>
-      </w:r>
-    </w:p>
-    <w:p>
-      <w:pPr>
-        <w:spacing w:after="0"/>
-        <w:rPr>
-          <w:lang w:val="en-US"/>
-        </w:rPr>
-      </w:pPr>
-      <w:r>
-        <w:rPr>
-          <w:lang w:val="en-US"/>
-        </w:rPr>
-        <w:t>#(D)</w:t>
-      </w:r>
-    </w:p>
-    <w:p>
-      <w:pPr>
-        <w:spacing w:after="0"/>
-        <w:rPr>
-          <w:lang w:val="en-US"/>
-        </w:rPr>
-      </w:pPr>
-      <w:r>
-        <w:rPr>
-          <w:lang w:val="en-US"/>
-        </w:rPr>
-        <w:t>select * from students;</w:t>
-      </w:r>
-    </w:p>
-    <w:p>
-      <w:pPr>
-        <w:spacing w:after="0"/>
-        <w:rPr>
-          <w:lang w:val="en-US"/>
-        </w:rPr>
-      </w:pPr>
-      <w:r>
-        <w:rPr>
-          <w:lang w:val="en-US"/>
-        </w:rPr>
-        <w:t>rollback;</w:t>
-      </w:r>
-      <w:r>
-        <w:rPr>
-          <w:lang w:val="en-US"/>
-        </w:rPr>
-        <w:br/>
-      </w:r>
-      <w:r>
-        <w:rPr>
-          <w:lang w:val="en-US"/>
-        </w:rPr>
-        <w:br/>
-      </w:r>
-      <w:proofErr w:type="spellStart"/>
-      <w:r>
-        <w:rPr>
-          <w:lang w:val="en-US"/>
-        </w:rPr>
-        <w:t>Transakcja</w:t>
-      </w:r>
-      <w:proofErr w:type="spellEnd"/>
-      <w:r>
-        <w:rPr>
-          <w:lang w:val="en-US"/>
-        </w:rPr>
-        <w:t xml:space="preserve"> 2</w:t>
-      </w:r>
-      <w:r>
-        <w:rPr>
-          <w:lang w:val="en-US"/>
-        </w:rPr>
-        <w:t>:</w:t>
-      </w:r>
-    </w:p>
-    <w:p>
-      <w:pPr>
-        <w:spacing w:after="0"/>
-        <w:rPr>
-          <w:lang w:val="en-US"/>
-        </w:rPr>
-      </w:pPr>
-      <w:r>
-        <w:rPr>
-          <w:lang w:val="en-US"/>
-        </w:rPr>
-        <w:t xml:space="preserve">begin; </w:t>
-      </w:r>
-    </w:p>
-    <w:p>
-      <w:pPr>
-        <w:spacing w:after="0"/>
-        <w:rPr>
-          <w:lang w:val="en-US"/>
-        </w:rPr>
-      </w:pPr>
-      <w:r>
-        <w:rPr>
-          <w:lang w:val="en-US"/>
-        </w:rPr>
-        <w:t>#(B)</w:t>
-      </w:r>
-    </w:p>
-    <w:p>
-      <w:pPr>
-        <w:spacing w:after="0"/>
-        <w:rPr>
-          <w:lang w:val="en-US"/>
-        </w:rPr>
-      </w:pPr>
-      <w:r>
-        <w:rPr>
-          <w:lang w:val="en-US"/>
-        </w:rPr>
-        <w:t>update students set</w:t>
-      </w:r>
-    </w:p>
-    <w:p>
-      <w:pPr>
-        <w:spacing w:after="0"/>
-        <w:rPr>
-          <w:lang w:val="en-US"/>
-        </w:rPr>
-      </w:pPr>
-      <w:proofErr w:type="spellStart"/>
-      <w:r>
-        <w:rPr>
-          <w:lang w:val="en-US"/>
-        </w:rPr>
-        <w:t>student_name</w:t>
-      </w:r>
-      <w:proofErr w:type="spellEnd"/>
-      <w:r>
-        <w:rPr>
-          <w:lang w:val="en-US"/>
-        </w:rPr>
-        <w:t xml:space="preserve">=’XX2’ where </w:t>
-      </w:r>
-      <w:proofErr w:type="spellStart"/>
-      <w:r>
-        <w:rPr>
-          <w:lang w:val="en-US"/>
-        </w:rPr>
-        <w:t>student_id</w:t>
-      </w:r>
-      <w:proofErr w:type="spellEnd"/>
-      <w:r>
-        <w:rPr>
-          <w:lang w:val="en-US"/>
-        </w:rPr>
-        <w:t>=1;</w:t>
-      </w:r>
-    </w:p>
-    <w:p>
-      <w:pPr>
-        <w:spacing w:after="0"/>
-      </w:pPr>
-      <w:proofErr w:type="spellStart"/>
-      <w:r>
-        <w:t>commit</w:t>
-      </w:r>
-      <w:proofErr w:type="spellEnd"/>
-      <w:r>
-        <w:t>;</w:t>
-      </w:r>
-    </w:p>
-    <w:p>
-      <w:pPr>
-        <w:spacing w:after="0"/>
-      </w:pPr>
-    </w:p>
-    <w:p>
-      <w:pPr>
-        <w:spacing w:after="0"/>
-      </w:pPr>
-      <w:r>
-        <w:t>Poziom izolacji: READ UNCOMMITTED</w:t>
-      </w:r>
-    </w:p>
-    <w:p>
-      <w:pPr>
-        <w:spacing w:after="0"/>
-      </w:pPr>
-      <w:r>
-        <w:t>(B) – Operacja wykonała się</w:t>
-      </w:r>
-      <w:r>
-        <w:t xml:space="preserve"> (Nie doszło do zawieszenia transakcji)</w:t>
-      </w:r>
-      <w:r>
-        <w:t>, g</w:t>
-      </w:r>
-      <w:r>
-        <w:t>dyż odczytanie danych w transakcji 1 nie zablokowało danych.</w:t>
-      </w:r>
-    </w:p>
-    <w:p>
-      <w:pPr>
-        <w:spacing w:after="0"/>
-      </w:pPr>
-      <w:r>
-        <w:t xml:space="preserve">(C) </w:t>
-      </w:r>
-      <w:r>
-        <w:t>–</w:t>
-      </w:r>
-      <w:r>
-        <w:t xml:space="preserve"> </w:t>
-      </w:r>
-      <w:r>
-        <w:t>Ponowne odczytanie tabeli pokazuje nam, że zmiany wprowadzone przez transakcje zostały wprowadzone.</w:t>
-      </w:r>
-    </w:p>
-    <w:p>
-      <w:pPr>
-        <w:spacing w:after="0"/>
-      </w:pPr>
-      <w:r>
-        <w:t xml:space="preserve">(D) – Po wykonaniu </w:t>
-      </w:r>
-      <w:proofErr w:type="spellStart"/>
-      <w:r>
-        <w:t>commit</w:t>
-      </w:r>
-      <w:proofErr w:type="spellEnd"/>
-      <w:r>
-        <w:t xml:space="preserve"> transakcji 2 wyświetlane dane są identyczne jak w punkcie (C).</w:t>
-      </w:r>
-      <w:r>
-        <w:br/>
-      </w:r>
-    </w:p>
-    <w:p>
-      <w:pPr>
-        <w:spacing w:after="0"/>
-      </w:pPr>
-    </w:p>
-    <w:p>
-      <w:pPr>
-        <w:spacing w:after="0"/>
-      </w:pPr>
-    </w:p>
-    <w:p>
-      <w:pPr>
-        <w:spacing w:after="0"/>
-      </w:pPr>
-    </w:p>
-    <w:p>
-      <w:pPr>
-        <w:spacing w:after="0"/>
-      </w:pPr>
-    </w:p>
-    <w:p>
-      <w:pPr>
-        <w:spacing w:after="0"/>
-      </w:pPr>
-    </w:p>
-    <w:p>
-      <w:pPr>
-        <w:spacing w:after="0"/>
-      </w:pPr>
-    </w:p>
-    <w:p>
-      <w:pPr>
-        <w:spacing w:after="0"/>
-      </w:pPr>
-    </w:p>
-    <w:p>
-      <w:pPr>
-        <w:spacing w:after="0"/>
-      </w:pPr>
-      <w:r>
-        <w:lastRenderedPageBreak/>
-        <w:t xml:space="preserve">Poziom izolacji: </w:t>
-      </w:r>
-      <w:r>
-        <w:t>READ COMMITTED</w:t>
-      </w:r>
-    </w:p>
-    <w:p>
-      <w:pPr>
-        <w:spacing w:after="0"/>
-      </w:pPr>
-      <w:r>
-        <w:t>(B) – Operacja wykonała się</w:t>
-      </w:r>
-      <w:r>
-        <w:t xml:space="preserve"> (Nie doszło do zawieszenia transakcji)</w:t>
-      </w:r>
-      <w:r>
-        <w:t>, g</w:t>
-      </w:r>
-      <w:r>
-        <w:t xml:space="preserve">dyż odczytanie danych w transakcji 1 </w:t>
-      </w:r>
-      <w:r>
-        <w:t xml:space="preserve">zablokowało </w:t>
-      </w:r>
-      <w:r>
-        <w:t>dane,</w:t>
-      </w:r>
-      <w:r>
-        <w:t xml:space="preserve"> ale tylko na czas</w:t>
-      </w:r>
-      <w:r>
-        <w:t xml:space="preserve"> </w:t>
-      </w:r>
-      <w:r>
-        <w:t>pojedy</w:t>
-      </w:r>
-      <w:r>
-        <w:t>n</w:t>
-      </w:r>
-      <w:r>
-        <w:t>czego</w:t>
-      </w:r>
-      <w:r>
-        <w:t xml:space="preserve"> odczytu</w:t>
-      </w:r>
-      <w:r>
-        <w:t>.</w:t>
-      </w:r>
-    </w:p>
-    <w:p>
-      <w:pPr>
-        <w:spacing w:after="0"/>
-      </w:pPr>
-      <w:r>
-        <w:t xml:space="preserve">(C) – </w:t>
-      </w:r>
-      <w:r>
-        <w:t xml:space="preserve">Transakcja została zablokowana, </w:t>
-      </w:r>
-      <w:r>
-        <w:t>ponieważ operacja</w:t>
-      </w:r>
-      <w:r>
-        <w:t xml:space="preserve"> zapisywania danych w transakcji 2 blokuje dane aż do zakończenia transakcji.</w:t>
-      </w:r>
-    </w:p>
-    <w:p>
-      <w:pPr>
-        <w:spacing w:after="0"/>
-      </w:pPr>
-      <w:r>
-        <w:t xml:space="preserve">(D) – </w:t>
-      </w:r>
-      <w:r>
-        <w:t xml:space="preserve">Po wykonaniu operacji </w:t>
-      </w:r>
-      <w:proofErr w:type="spellStart"/>
-      <w:r>
-        <w:t>commit</w:t>
-      </w:r>
-      <w:proofErr w:type="spellEnd"/>
-      <w:r>
-        <w:t xml:space="preserve"> w transakcji 2 nastąpiło odblokowanie </w:t>
-      </w:r>
-      <w:r>
-        <w:t>danych, więc odczytanie danych powiodło się.</w:t>
-      </w:r>
-    </w:p>
-    <w:p>
-      <w:pPr>
-        <w:spacing w:after="0"/>
-      </w:pPr>
-    </w:p>
-    <w:p>
-      <w:pPr>
-        <w:spacing w:after="0"/>
-      </w:pPr>
-      <w:r>
-        <w:t xml:space="preserve">Poziom izolacji: </w:t>
-      </w:r>
-      <w:r>
-        <w:t>REPEATABLE READ</w:t>
-      </w:r>
-    </w:p>
-    <w:p>
-      <w:pPr>
-        <w:spacing w:after="0"/>
-      </w:pPr>
-      <w:r>
-        <w:t xml:space="preserve">(B) </w:t>
-      </w:r>
-      <w:r>
-        <w:t>–</w:t>
-      </w:r>
-      <w:r>
-        <w:t xml:space="preserve"> </w:t>
-      </w:r>
-      <w:r>
-        <w:t xml:space="preserve">Operacja </w:t>
-      </w:r>
-      <w:r>
-        <w:t xml:space="preserve">update transakcji 2 zostaje zawieszona, ponieważ w transakcji 1 wykonany jest </w:t>
-      </w:r>
-      <w:proofErr w:type="spellStart"/>
-      <w:r>
-        <w:t>read</w:t>
-      </w:r>
-      <w:proofErr w:type="spellEnd"/>
-      <w:r>
-        <w:t xml:space="preserve">, który blokuje dostęp do danych </w:t>
-      </w:r>
-      <w:proofErr w:type="spellStart"/>
-      <w:r>
-        <w:t>students</w:t>
-      </w:r>
-      <w:proofErr w:type="spellEnd"/>
-      <w:r>
-        <w:t xml:space="preserve"> aż do zakończenia transakcji.</w:t>
-      </w:r>
-    </w:p>
-    <w:p>
-      <w:pPr>
-        <w:spacing w:after="0"/>
-      </w:pPr>
-      <w:r>
-        <w:t xml:space="preserve">(C) </w:t>
-      </w:r>
-      <w:r>
-        <w:t>–</w:t>
-      </w:r>
-      <w:r>
-        <w:t xml:space="preserve"> </w:t>
-      </w:r>
-      <w:r>
-        <w:t xml:space="preserve">Ponieważ transakcja 2 jest zablokowana, </w:t>
-      </w:r>
-      <w:r>
-        <w:t>wyświetlane są te same dane co przy pierwszym odczycie.</w:t>
-      </w:r>
-      <w:r>
-        <w:br/>
-        <w:t xml:space="preserve">(D) – Pomimo dotarcia w transakcji 2 do operacji </w:t>
-      </w:r>
-      <w:proofErr w:type="spellStart"/>
-      <w:r>
-        <w:t>commit</w:t>
-      </w:r>
-      <w:proofErr w:type="spellEnd"/>
-      <w:r>
-        <w:t>, transakcja ta wciąż jest zawieszona, ponieważ transakcja 1 nie skończyła się. Powoduje to ponowne wyświetlenie tych samych danych.</w:t>
-      </w:r>
-      <w:r>
-        <w:br/>
-        <w:t xml:space="preserve">Dopiero po zakończeniu transakcji </w:t>
-      </w:r>
-      <w:r>
-        <w:t xml:space="preserve">1, transakcja 2 jest odblokowywana i następuje zaktualizowanie tabeli </w:t>
-      </w:r>
-      <w:proofErr w:type="spellStart"/>
-      <w:r>
-        <w:t>students</w:t>
-      </w:r>
-      <w:proofErr w:type="spellEnd"/>
-      <w:r>
-        <w:t xml:space="preserve">. (Zmiany te są widoczne, ponieważ na końcu transakcji występuje </w:t>
-      </w:r>
-      <w:proofErr w:type="spellStart"/>
-      <w:r>
-        <w:t>commit</w:t>
-      </w:r>
-      <w:proofErr w:type="spellEnd"/>
-      <w:r>
-        <w:t>.)</w:t>
-      </w:r>
-      <w:r>
-        <w:t xml:space="preserve"> </w:t>
-      </w:r>
-    </w:p>
-    <w:p>
-      <w:pPr>
-        <w:spacing w:after="0"/>
-      </w:pPr>
-    </w:p>
-    <w:p>
-      <w:pPr>
-        <w:spacing w:after="0"/>
-        <w:rPr>
-          <w:lang w:val="en-US"/>
-        </w:rPr>
-      </w:pPr>
-      <w:r>
-        <w:t xml:space="preserve">Poziom izolacji: </w:t>
-      </w:r>
-      <w:r>
-        <w:t>SERIALIZABLE</w:t>
-      </w:r>
-      <w:r>
-        <w:br/>
-        <w:t xml:space="preserve">Efekt taki sam jak przy poziomie izolacji </w:t>
-      </w:r>
-      <w:r>
-        <w:t>REPEATABLE READ</w:t>
-      </w:r>
-      <w:r>
-        <w:t xml:space="preserve">, ponieważ </w:t>
-      </w:r>
-      <w:r>
-        <w:t>transakcje są wykonywane jedna po drugiej. (Jeśli zaczniemy od transakcji 1, to dopóki ona się nie skończy, transakcja 2 będzie zawieszona.)</w:t>
-      </w:r>
-      <w:r>
-        <w:br/>
-      </w:r>
-      <w:r>
-        <w:br/>
-      </w:r>
-      <w:proofErr w:type="spellStart"/>
-      <w:r>
-        <w:rPr>
-          <w:lang w:val="en-US"/>
-        </w:rPr>
-        <w:t>Zadanie</w:t>
-      </w:r>
-      <w:proofErr w:type="spellEnd"/>
-      <w:r>
-        <w:rPr>
-          <w:lang w:val="en-US"/>
-        </w:rPr>
-        <w:t xml:space="preserve"> 3.</w:t>
-      </w:r>
-      <w:r>
-        <w:rPr>
-          <w:lang w:val="en-US"/>
-        </w:rPr>
-        <w:t xml:space="preserve"> </w:t>
-      </w:r>
-    </w:p>
-    <w:p>
-      <w:pPr>
-        <w:spacing w:after="0"/>
-        <w:rPr>
-          <w:lang w:val="en-US"/>
-        </w:rPr>
-      </w:pPr>
-      <w:proofErr w:type="spellStart"/>
-      <w:r>
-        <w:rPr>
-          <w:lang w:val="en-US"/>
-        </w:rPr>
-        <w:t>Transakcja</w:t>
-      </w:r>
-      <w:proofErr w:type="spellEnd"/>
-      <w:r>
-        <w:rPr>
-          <w:lang w:val="en-US"/>
-        </w:rPr>
-        <w:t xml:space="preserve"> 1:</w:t>
-      </w:r>
-      <w:r>
-        <w:rPr>
-          <w:lang w:val="en-US"/>
-        </w:rPr>
-        <w:br/>
-      </w:r>
-      <w:r>
-        <w:rPr>
-          <w:lang w:val="en-US"/>
-        </w:rPr>
-        <w:t>begin;</w:t>
-      </w:r>
-    </w:p>
-    <w:p>
-      <w:pPr>
-        <w:spacing w:after="0"/>
-        <w:rPr>
-          <w:lang w:val="en-US"/>
-        </w:rPr>
-      </w:pPr>
-      <w:r>
-        <w:rPr>
-          <w:lang w:val="en-US"/>
-        </w:rPr>
-        <w:t>select * from students;</w:t>
-      </w:r>
-    </w:p>
-    <w:p>
-      <w:pPr>
-        <w:spacing w:after="0"/>
-        <w:rPr>
-          <w:lang w:val="en-US"/>
-        </w:rPr>
-      </w:pPr>
-      <w:r>
-        <w:rPr>
-          <w:lang w:val="en-US"/>
-        </w:rPr>
-        <w:t>#</w:t>
-      </w:r>
-      <w:r>
-        <w:rPr>
-          <w:lang w:val="en-US"/>
-        </w:rPr>
-        <w:t xml:space="preserve">(F) </w:t>
-      </w:r>
-    </w:p>
-    <w:p>
-      <w:pPr>
-        <w:spacing w:after="0"/>
-        <w:rPr>
-          <w:lang w:val="en-US"/>
-        </w:rPr>
-      </w:pPr>
-      <w:r>
-        <w:rPr>
-          <w:lang w:val="en-US"/>
-        </w:rPr>
-        <w:t xml:space="preserve">update students set </w:t>
-      </w:r>
-    </w:p>
-    <w:p>
-      <w:pPr>
-        <w:spacing w:after="0"/>
-        <w:rPr>
-          <w:lang w:val="en-US"/>
-        </w:rPr>
-      </w:pPr>
-      <w:proofErr w:type="spellStart"/>
-      <w:r>
-        <w:rPr>
-          <w:lang w:val="en-US"/>
-        </w:rPr>
-        <w:t>student_name</w:t>
-      </w:r>
-      <w:proofErr w:type="spellEnd"/>
-      <w:r>
-        <w:rPr>
-          <w:lang w:val="en-US"/>
-        </w:rPr>
-        <w:t>=</w:t>
-      </w:r>
-      <w:r>
-        <w:rPr>
-          <w:lang w:val="en-US"/>
-        </w:rPr>
-        <w:t>’</w:t>
-      </w:r>
-      <w:r>
-        <w:rPr>
-          <w:lang w:val="en-US"/>
-        </w:rPr>
-        <w:t>ZZ1</w:t>
-      </w:r>
-      <w:r>
-        <w:rPr>
-          <w:lang w:val="en-US"/>
-        </w:rPr>
-        <w:t xml:space="preserve">’ </w:t>
-      </w:r>
-      <w:r>
-        <w:rPr>
-          <w:lang w:val="en-US"/>
-        </w:rPr>
-        <w:t xml:space="preserve">where </w:t>
-      </w:r>
-      <w:proofErr w:type="spellStart"/>
-      <w:r>
-        <w:rPr>
-          <w:lang w:val="en-US"/>
-        </w:rPr>
-        <w:t>student_id</w:t>
-      </w:r>
-      <w:proofErr w:type="spellEnd"/>
-      <w:r>
-        <w:rPr>
-          <w:lang w:val="en-US"/>
-        </w:rPr>
-        <w:t>=1;</w:t>
-      </w:r>
-    </w:p>
-    <w:p>
-      <w:pPr>
-        <w:spacing w:after="0"/>
-        <w:rPr>
-          <w:lang w:val="en-US"/>
-        </w:rPr>
-      </w:pPr>
-      <w:r>
-        <w:rPr>
-          <w:lang w:val="en-US"/>
-        </w:rPr>
-        <w:t>rollback;</w:t>
-      </w:r>
-      <w:r>
-        <w:rPr>
-          <w:lang w:val="en-US"/>
-        </w:rPr>
-        <w:br/>
-      </w:r>
-      <w:proofErr w:type="spellStart"/>
-      <w:r>
-        <w:rPr>
-          <w:lang w:val="en-US"/>
-        </w:rPr>
-        <w:t>Transakcja</w:t>
-      </w:r>
-      <w:proofErr w:type="spellEnd"/>
-      <w:r>
-        <w:rPr>
-          <w:lang w:val="en-US"/>
-        </w:rPr>
-        <w:t xml:space="preserve"> 2:</w:t>
-      </w:r>
-    </w:p>
-    <w:p>
-      <w:pPr>
-        <w:spacing w:after="0"/>
-        <w:rPr>
-          <w:lang w:val="en-US"/>
-        </w:rPr>
-      </w:pPr>
-      <w:r>
-        <w:rPr>
-          <w:lang w:val="en-US"/>
-        </w:rPr>
-        <w:t>begin;</w:t>
-      </w:r>
-    </w:p>
-    <w:p>
-      <w:pPr>
-        <w:spacing w:after="0"/>
-        <w:rPr>
-          <w:lang w:val="en-US"/>
-        </w:rPr>
-      </w:pPr>
-      <w:r>
-        <w:rPr>
-          <w:lang w:val="en-US"/>
-        </w:rPr>
-        <w:t>#(E)</w:t>
-      </w:r>
-    </w:p>
-    <w:p>
-      <w:pPr>
-        <w:spacing w:after="0"/>
-        <w:rPr>
-          <w:lang w:val="en-US"/>
-        </w:rPr>
-      </w:pPr>
-      <w:r>
-        <w:rPr>
-          <w:lang w:val="en-US"/>
-        </w:rPr>
-        <w:t>select * from students;</w:t>
-      </w:r>
-    </w:p>
-    <w:p>
-      <w:pPr>
-        <w:spacing w:after="0"/>
-        <w:rPr>
-          <w:lang w:val="en-US"/>
-        </w:rPr>
-      </w:pPr>
-      <w:r>
-        <w:rPr>
-          <w:lang w:val="en-US"/>
-        </w:rPr>
-        <w:t># (G)</w:t>
-      </w:r>
-    </w:p>
-    <w:p>
-      <w:pPr>
-        <w:spacing w:after="0"/>
-        <w:rPr>
-          <w:lang w:val="en-US"/>
-        </w:rPr>
-      </w:pPr>
-      <w:r>
-        <w:rPr>
-          <w:lang w:val="en-US"/>
-        </w:rPr>
-        <w:t>update students set</w:t>
-      </w:r>
-    </w:p>
-    <w:p>
-      <w:pPr>
-        <w:spacing w:after="0"/>
-        <w:rPr>
-          <w:lang w:val="en-US"/>
-        </w:rPr>
-      </w:pPr>
-      <w:proofErr w:type="spellStart"/>
-      <w:r>
-        <w:rPr>
-          <w:lang w:val="en-US"/>
-        </w:rPr>
-        <w:t>student_name</w:t>
-      </w:r>
-      <w:proofErr w:type="spellEnd"/>
-      <w:r>
-        <w:rPr>
-          <w:lang w:val="en-US"/>
-        </w:rPr>
-        <w:t>=</w:t>
-      </w:r>
-      <w:r>
-        <w:rPr>
-          <w:lang w:val="en-US"/>
-        </w:rPr>
-        <w:t>’</w:t>
-      </w:r>
-      <w:r>
-        <w:rPr>
-          <w:lang w:val="en-US"/>
-        </w:rPr>
-        <w:t>ZZ2</w:t>
-      </w:r>
-      <w:r>
-        <w:rPr>
-          <w:lang w:val="en-US"/>
-        </w:rPr>
-        <w:t>’</w:t>
-      </w:r>
-      <w:r>
-        <w:rPr>
-          <w:lang w:val="en-US"/>
-        </w:rPr>
-        <w:t xml:space="preserve"> where </w:t>
-      </w:r>
-      <w:proofErr w:type="spellStart"/>
-      <w:r>
-        <w:rPr>
-          <w:lang w:val="en-US"/>
-        </w:rPr>
-        <w:t>student_id</w:t>
-      </w:r>
-      <w:proofErr w:type="spellEnd"/>
-      <w:r>
-        <w:rPr>
-          <w:lang w:val="en-US"/>
-        </w:rPr>
-        <w:t>=1;</w:t>
-      </w:r>
-    </w:p>
-    <w:p>
-      <w:pPr>
-        <w:spacing w:after="0"/>
-      </w:pPr>
-      <w:proofErr w:type="spellStart"/>
-      <w:r>
-        <w:t>rollback</w:t>
-      </w:r>
-      <w:proofErr w:type="spellEnd"/>
-      <w:r>
-        <w:t>;</w:t>
-      </w:r>
-    </w:p>
-    <w:p>
-      <w:pPr>
-        <w:spacing w:after="0"/>
-      </w:pPr>
-    </w:p>
-    <w:p>
-      <w:pPr>
-        <w:spacing w:after="0"/>
-      </w:pPr>
-    </w:p>
-    <w:p>
-      <w:pPr>
-        <w:spacing w:after="0"/>
-      </w:pPr>
-    </w:p>
-    <w:p>
-      <w:pPr>
-        <w:spacing w:after="0"/>
-      </w:pPr>
-    </w:p>
-    <w:p>
-      <w:pPr>
-        <w:spacing w:after="0"/>
-      </w:pPr>
-    </w:p>
-    <w:p>
-      <w:pPr>
-        <w:spacing w:after="0"/>
-      </w:pPr>
-    </w:p>
-    <w:p>
-      <w:pPr>
-        <w:spacing w:after="0"/>
-      </w:pPr>
-      <w:r>
-        <w:lastRenderedPageBreak/>
-        <w:t>Poziom izolacji: READ UNCOMMITTED</w:t>
-      </w:r>
-    </w:p>
-    <w:p>
-      <w:pPr>
-        <w:spacing w:after="0"/>
-      </w:pPr>
-      <w:r>
-        <w:t xml:space="preserve">(E) </w:t>
-      </w:r>
-      <w:r>
-        <w:t>–</w:t>
-      </w:r>
-      <w:r>
-        <w:t xml:space="preserve"> </w:t>
-      </w:r>
-      <w:r>
-        <w:t xml:space="preserve">Operacja </w:t>
-      </w:r>
-      <w:proofErr w:type="spellStart"/>
-      <w:r>
-        <w:t>s</w:t>
-      </w:r>
-      <w:r>
-        <w:t>elect</w:t>
-      </w:r>
-      <w:proofErr w:type="spellEnd"/>
-      <w:r>
-        <w:t xml:space="preserve"> w transakcji 2 wykonuje się.</w:t>
-      </w:r>
-      <w:r>
-        <w:br/>
-        <w:t xml:space="preserve">(F) </w:t>
-      </w:r>
-      <w:r>
-        <w:t>–</w:t>
-      </w:r>
-      <w:r>
-        <w:t xml:space="preserve"> </w:t>
-      </w:r>
-      <w:r>
-        <w:t>Operacja update w transakcji 1 wykonuje się.</w:t>
-      </w:r>
-      <w:r>
-        <w:t xml:space="preserve"> </w:t>
-      </w:r>
-      <w:r>
-        <w:br/>
-        <w:t xml:space="preserve">(G) </w:t>
-      </w:r>
-      <w:r>
-        <w:t>–</w:t>
-      </w:r>
-      <w:r>
-        <w:t xml:space="preserve"> </w:t>
-      </w:r>
-      <w:r>
-        <w:t xml:space="preserve">Operacja update w transakcji 2 zostaje zawieszona, ponieważ operacja update w transakcji 1 zablokowała </w:t>
-      </w:r>
-      <w:r>
-        <w:t>dane.</w:t>
-      </w:r>
-    </w:p>
-    <w:p>
-      <w:pPr>
-        <w:spacing w:after="0"/>
-      </w:pPr>
-      <w:r>
-        <w:t>Dopiero po zakończeniu transakcji 1, operacja update z transakcji 2 wykonuje się</w:t>
-      </w:r>
-      <w:r>
-        <w:t>.</w:t>
-      </w:r>
-    </w:p>
-    <w:p>
-      <w:pPr>
-        <w:spacing w:after="0"/>
-      </w:pPr>
-    </w:p>
-    <w:p>
-      <w:pPr>
-        <w:spacing w:after="0"/>
-      </w:pPr>
-      <w:r>
-        <w:t>Poziom izolacji: READ COMMITTED</w:t>
-      </w:r>
-    </w:p>
-    <w:p>
-      <w:pPr>
-        <w:spacing w:after="0"/>
-      </w:pPr>
-      <w:r>
-        <w:t>Chwilowe</w:t>
-      </w:r>
-      <w:r>
-        <w:t xml:space="preserve"> zablokowanie danych podczas o</w:t>
-      </w:r>
-      <w:r>
-        <w:t>dczytu w obu transakcjach nie wpływa na dalszy przebieg transakcji. Efekt taki sam jak na poziomie izolacji READ COMMITTED</w:t>
-      </w:r>
-      <w:r>
-        <w:br/>
-      </w:r>
-      <w:r>
-        <w:br/>
-        <w:t xml:space="preserve">Poziom izolacji: </w:t>
-      </w:r>
-      <w:r>
-        <w:t>REPEATABLE READ</w:t>
-      </w:r>
-    </w:p>
-    <w:p>
-      <w:pPr>
-        <w:spacing w:after="0"/>
-      </w:pPr>
-      <w:r>
-        <w:t xml:space="preserve">(E) – Operacja </w:t>
-      </w:r>
-      <w:proofErr w:type="spellStart"/>
-      <w:r>
-        <w:t>s</w:t>
-      </w:r>
-      <w:r>
-        <w:t>elect</w:t>
-      </w:r>
-      <w:proofErr w:type="spellEnd"/>
-      <w:r>
-        <w:t xml:space="preserve"> w transakcji 2 wykonuje się</w:t>
-      </w:r>
-      <w:r>
-        <w:t>.</w:t>
-      </w:r>
-      <w:r>
-        <w:br/>
-        <w:t xml:space="preserve">(F) </w:t>
-      </w:r>
-      <w:r>
-        <w:t>–</w:t>
-      </w:r>
-      <w:r>
-        <w:t xml:space="preserve"> </w:t>
-      </w:r>
-      <w:r>
-        <w:t xml:space="preserve">Operacja update w transakcji 1 zostanie zawieszona, ponieważ </w:t>
-      </w:r>
-      <w:r>
-        <w:t>odczytanie danych w transakcji 2 zablokowało dostęp do danych do końca transakcji 2.</w:t>
-      </w:r>
-      <w:r>
-        <w:br/>
-        <w:t xml:space="preserve">(G) </w:t>
-      </w:r>
-      <w:r>
-        <w:t xml:space="preserve">– </w:t>
-      </w:r>
-      <w:r>
-        <w:t xml:space="preserve">Operacja update w transakcji 2 zostaje zawieszona, ponieważ </w:t>
-      </w:r>
-      <w:r>
-        <w:t xml:space="preserve">transakcja </w:t>
-      </w:r>
-      <w:r>
-        <w:t>1 stara się zapisać swoje dane.</w:t>
-      </w:r>
-    </w:p>
-    <w:p>
-      <w:pPr>
-        <w:spacing w:after="0"/>
-      </w:pPr>
-      <w:r>
-        <w:t>Po zakończeniu transakcji 1 transakcja 2 zosta</w:t>
-      </w:r>
-      <w:r>
-        <w:t>nie odblokowana,</w:t>
-      </w:r>
-      <w:r>
-        <w:t xml:space="preserve"> ale jej zmiany nie zostaną wprowadzone, ponieważ dane wciąż są zablokowane </w:t>
-      </w:r>
-      <w:r>
-        <w:t>odczytem w tej samej transakcji.</w:t>
-      </w:r>
-      <w:r>
-        <w:br/>
-      </w:r>
-    </w:p>
-    <w:p>
-      <w:pPr>
-        <w:spacing w:after="0"/>
-      </w:pPr>
-      <w:r>
-        <w:t xml:space="preserve">Poziom izolacji: </w:t>
-      </w:r>
-      <w:r>
-        <w:t>SERIALIZABLE</w:t>
-      </w:r>
-    </w:p>
-    <w:p>
-      <w:pPr>
-        <w:spacing w:after="0"/>
-      </w:pPr>
-      <w:r>
-        <w:t xml:space="preserve">(E) – Operacja </w:t>
-      </w:r>
-      <w:proofErr w:type="spellStart"/>
-      <w:r>
-        <w:t>select</w:t>
-      </w:r>
-      <w:proofErr w:type="spellEnd"/>
-      <w:r>
-        <w:t xml:space="preserve"> w </w:t>
-      </w:r>
-      <w:r>
-        <w:t>transakcji 2 wykonuje się.</w:t>
-      </w:r>
-      <w:r>
-        <w:br/>
-        <w:t xml:space="preserve">(F) – Operacja update w transakcji 1 zostaje zawieszona, ponieważ odczyt w </w:t>
-      </w:r>
-      <w:r>
-        <w:t>transakcji 2 zablokował dane.</w:t>
-      </w:r>
-      <w:r>
-        <w:br/>
-        <w:t xml:space="preserve">(G) – Operacja update w transakcji 2 zostaje zawieszona, </w:t>
-      </w:r>
-      <w:r>
-        <w:t>ponieważ oczekuje ona na zakończenia transakcji 1.</w:t>
-      </w:r>
-      <w:r>
-        <w:br/>
-        <w:t>Dochodzi do zjawiska blokady wzajemnej (</w:t>
-      </w:r>
-      <w:proofErr w:type="spellStart"/>
-      <w:r>
-        <w:t>deadlock</w:t>
-      </w:r>
-      <w:proofErr w:type="spellEnd"/>
-      <w:r>
-        <w:t>), ponieważ transakcja 1 czeka na zakończenie transakcji 2, a transakcja 2 czeka na zakończenie transakcji 1.</w:t>
-      </w:r>
-    </w:p>
-    <w:p>
-      <w:pPr>
-        <w:spacing w:after="0"/>
-      </w:pPr>
-    </w:p>
-    <w:p>
-      <w:pPr>
-        <w:spacing w:after="0"/>
-      </w:pPr>
-    </w:p>
+    <w:tbl>
+      <w:tblPr>
+        <w:tblStyle w:val="Tabela-Siatka"/>
+        <w:tblW w:w="0" w:type="auto"/>
+        <w:tblLook w:val="04A0" w:firstRow="1" w:lastRow="0" w:firstColumn="1" w:lastColumn="0" w:noHBand="0" w:noVBand="1"/>
+      </w:tblPr>
+      <w:tblGrid>
+        <w:gridCol w:w="2091"/>
+        <w:gridCol w:w="2091"/>
+        <w:gridCol w:w="2091"/>
+        <w:gridCol w:w="2091"/>
+        <w:gridCol w:w="2092"/>
+      </w:tblGrid>
+      <w:tr>
+        <w:trPr>
+          <w:trHeight w:val="624"/>
+        </w:trPr>
+        <w:tc>
+          <w:tcPr>
+            <w:tcW w:w="2091" w:type="dxa"/>
+            <w:tcBorders>
+              <w:tl2br w:val="single" w:sz="4" w:space="0" w:color="auto"/>
+            </w:tcBorders>
+            <w:vAlign w:val="center"/>
+          </w:tcPr>
+          <w:p>
+            <w:r>
+              <w:t xml:space="preserve">                          T2</w:t>
+            </w:r>
+          </w:p>
+          <w:p>
+            <w:r>
+              <w:t xml:space="preserve">T1          </w:t>
+            </w:r>
+          </w:p>
+        </w:tc>
+        <w:tc>
+          <w:tcPr>
+            <w:tcW w:w="2091" w:type="dxa"/>
+            <w:vAlign w:val="center"/>
+          </w:tcPr>
+          <w:p>
+            <w:pPr>
+              <w:jc w:val="center"/>
+            </w:pPr>
+            <w:r>
+              <w:t>READ UNCOMMITTED</w:t>
+            </w:r>
+          </w:p>
+        </w:tc>
+        <w:tc>
+          <w:tcPr>
+            <w:tcW w:w="2091" w:type="dxa"/>
+            <w:vAlign w:val="center"/>
+          </w:tcPr>
+          <w:p>
+            <w:pPr>
+              <w:jc w:val="center"/>
+            </w:pPr>
+            <w:r>
+              <w:t>READ COMMITTED</w:t>
+            </w:r>
+          </w:p>
+        </w:tc>
+        <w:tc>
+          <w:tcPr>
+            <w:tcW w:w="2091" w:type="dxa"/>
+            <w:vAlign w:val="center"/>
+          </w:tcPr>
+          <w:p>
+            <w:pPr>
+              <w:jc w:val="center"/>
+            </w:pPr>
+            <w:r>
+              <w:t>REPEATABLE READ</w:t>
+            </w:r>
+          </w:p>
+        </w:tc>
+        <w:tc>
+          <w:tcPr>
+            <w:tcW w:w="2092" w:type="dxa"/>
+            <w:vAlign w:val="center"/>
+          </w:tcPr>
+          <w:p>
+            <w:pPr>
+              <w:jc w:val="center"/>
+            </w:pPr>
+            <w:r>
+              <w:t>SERIALIZABLE</w:t>
+            </w:r>
+          </w:p>
+        </w:tc>
+      </w:tr>
+      <w:tr>
+        <w:trPr>
+          <w:trHeight w:val="624"/>
+        </w:trPr>
+        <w:tc>
+          <w:tcPr>
+            <w:tcW w:w="2091" w:type="dxa"/>
+            <w:vAlign w:val="center"/>
+          </w:tcPr>
+          <w:p>
+            <w:pPr>
+              <w:jc w:val="center"/>
+            </w:pPr>
+            <w:r>
+              <w:t>READ UNCOMMITTED</w:t>
+            </w:r>
+          </w:p>
+        </w:tc>
+        <w:tc>
+          <w:tcPr>
+            <w:tcW w:w="2091" w:type="dxa"/>
+            <w:vAlign w:val="center"/>
+          </w:tcPr>
+          <w:p>
+            <w:pPr>
+              <w:jc w:val="center"/>
+              <w:rPr>
+                <w:sz w:val="20"/>
+              </w:rPr>
+            </w:pPr>
+            <w:r>
+              <w:rPr>
+                <w:sz w:val="20"/>
+              </w:rPr>
+              <w:t>Update wykonany</w:t>
+            </w:r>
+          </w:p>
+          <w:p>
+            <w:pPr>
+              <w:jc w:val="center"/>
+              <w:rPr>
+                <w:sz w:val="20"/>
+              </w:rPr>
+            </w:pPr>
+            <w:r>
+              <w:rPr>
+                <w:sz w:val="20"/>
+              </w:rPr>
+              <w:t>Zawieszenie T2</w:t>
+            </w:r>
+          </w:p>
+        </w:tc>
+        <w:tc>
+          <w:tcPr>
+            <w:tcW w:w="2091" w:type="dxa"/>
+            <w:vAlign w:val="center"/>
+          </w:tcPr>
+          <w:p>
+            <w:pPr>
+              <w:jc w:val="center"/>
+              <w:rPr>
+                <w:sz w:val="20"/>
+              </w:rPr>
+            </w:pPr>
+            <w:r>
+              <w:rPr>
+                <w:sz w:val="20"/>
+              </w:rPr>
+              <w:t>Update wykonany</w:t>
+            </w:r>
+          </w:p>
+          <w:p>
+            <w:pPr>
+              <w:jc w:val="center"/>
+            </w:pPr>
+            <w:r>
+              <w:rPr>
+                <w:sz w:val="20"/>
+              </w:rPr>
+              <w:t>Zawieszenie T2</w:t>
+            </w:r>
+          </w:p>
+        </w:tc>
+        <w:tc>
+          <w:tcPr>
+            <w:tcW w:w="2091" w:type="dxa"/>
+            <w:vAlign w:val="center"/>
+          </w:tcPr>
+          <w:p>
+            <w:pPr>
+              <w:jc w:val="center"/>
+              <w:rPr>
+                <w:sz w:val="20"/>
+              </w:rPr>
+            </w:pPr>
+            <w:r>
+              <w:rPr>
+                <w:sz w:val="20"/>
+              </w:rPr>
+              <w:t>Update wykonany</w:t>
+            </w:r>
+          </w:p>
+          <w:p>
+            <w:pPr>
+              <w:jc w:val="center"/>
+            </w:pPr>
+            <w:r>
+              <w:rPr>
+                <w:sz w:val="20"/>
+              </w:rPr>
+              <w:t>Zawieszenie T2</w:t>
+            </w:r>
+          </w:p>
+        </w:tc>
+        <w:tc>
+          <w:tcPr>
+            <w:tcW w:w="2092" w:type="dxa"/>
+            <w:vAlign w:val="center"/>
+          </w:tcPr>
+          <w:p>
+            <w:pPr>
+              <w:jc w:val="center"/>
+            </w:pPr>
+            <w:r>
+              <w:t>Blokada wzajemna</w:t>
+            </w:r>
+          </w:p>
+        </w:tc>
+      </w:tr>
+      <w:tr>
+        <w:trPr>
+          <w:trHeight w:val="624"/>
+        </w:trPr>
+        <w:tc>
+          <w:tcPr>
+            <w:tcW w:w="2091" w:type="dxa"/>
+            <w:vAlign w:val="center"/>
+          </w:tcPr>
+          <w:p>
+            <w:pPr>
+              <w:jc w:val="center"/>
+            </w:pPr>
+            <w:r>
+              <w:t>READ COMMITTED</w:t>
+            </w:r>
+          </w:p>
+        </w:tc>
+        <w:tc>
+          <w:tcPr>
+            <w:tcW w:w="2091" w:type="dxa"/>
+            <w:vAlign w:val="center"/>
+          </w:tcPr>
+          <w:p>
+            <w:pPr>
+              <w:jc w:val="center"/>
+              <w:rPr>
+                <w:sz w:val="20"/>
+              </w:rPr>
+            </w:pPr>
+            <w:r>
+              <w:rPr>
+                <w:sz w:val="20"/>
+              </w:rPr>
+              <w:t>Update wykonany</w:t>
+            </w:r>
+          </w:p>
+          <w:p>
+            <w:pPr>
+              <w:jc w:val="center"/>
+              <w:rPr>
+                <w:sz w:val="20"/>
+              </w:rPr>
+            </w:pPr>
+            <w:r>
+              <w:rPr>
+                <w:sz w:val="20"/>
+              </w:rPr>
+              <w:t>Zawieszenie T2</w:t>
+            </w:r>
+          </w:p>
+        </w:tc>
+        <w:tc>
+          <w:tcPr>
+            <w:tcW w:w="2091" w:type="dxa"/>
+            <w:vAlign w:val="center"/>
+          </w:tcPr>
+          <w:p>
+            <w:pPr>
+              <w:jc w:val="center"/>
+              <w:rPr>
+                <w:sz w:val="20"/>
+              </w:rPr>
+            </w:pPr>
+            <w:r>
+              <w:rPr>
+                <w:sz w:val="20"/>
+              </w:rPr>
+              <w:t>Update wykonany</w:t>
+            </w:r>
+          </w:p>
+          <w:p>
+            <w:pPr>
+              <w:jc w:val="center"/>
+              <w:rPr>
+                <w:sz w:val="18"/>
+              </w:rPr>
+            </w:pPr>
+            <w:r>
+              <w:rPr>
+                <w:sz w:val="20"/>
+              </w:rPr>
+              <w:t>Zawieszenie T2</w:t>
+            </w:r>
+          </w:p>
+        </w:tc>
+        <w:tc>
+          <w:tcPr>
+            <w:tcW w:w="2091" w:type="dxa"/>
+            <w:vAlign w:val="center"/>
+          </w:tcPr>
+          <w:p>
+            <w:pPr>
+              <w:jc w:val="center"/>
+              <w:rPr>
+                <w:sz w:val="20"/>
+              </w:rPr>
+            </w:pPr>
+            <w:r>
+              <w:rPr>
+                <w:sz w:val="20"/>
+              </w:rPr>
+              <w:t>Update wykonany</w:t>
+            </w:r>
+          </w:p>
+          <w:p>
+            <w:pPr>
+              <w:jc w:val="center"/>
+            </w:pPr>
+            <w:r>
+              <w:rPr>
+                <w:sz w:val="20"/>
+              </w:rPr>
+              <w:t>Zawieszenie T2</w:t>
+            </w:r>
+          </w:p>
+        </w:tc>
+        <w:tc>
+          <w:tcPr>
+            <w:tcW w:w="2092" w:type="dxa"/>
+            <w:vAlign w:val="center"/>
+          </w:tcPr>
+          <w:p>
+            <w:pPr>
+              <w:jc w:val="center"/>
+            </w:pPr>
+            <w:r>
+              <w:t>Blokada wzajemna</w:t>
+            </w:r>
+          </w:p>
+        </w:tc>
+      </w:tr>
+      <w:tr>
+        <w:trPr>
+          <w:trHeight w:val="624"/>
+        </w:trPr>
+        <w:tc>
+          <w:tcPr>
+            <w:tcW w:w="2091" w:type="dxa"/>
+            <w:vAlign w:val="center"/>
+          </w:tcPr>
+          <w:p>
+            <w:pPr>
+              <w:jc w:val="center"/>
+            </w:pPr>
+            <w:r>
+              <w:t>REPEATABLE READ</w:t>
+            </w:r>
+          </w:p>
+        </w:tc>
+        <w:tc>
+          <w:tcPr>
+            <w:tcW w:w="2091" w:type="dxa"/>
+            <w:vAlign w:val="center"/>
+          </w:tcPr>
+          <w:p>
+            <w:pPr>
+              <w:jc w:val="center"/>
+              <w:rPr>
+                <w:sz w:val="20"/>
+              </w:rPr>
+            </w:pPr>
+            <w:r>
+              <w:rPr>
+                <w:sz w:val="20"/>
+              </w:rPr>
+              <w:t>Update wykonany</w:t>
+            </w:r>
+          </w:p>
+          <w:p>
+            <w:pPr>
+              <w:jc w:val="center"/>
+              <w:rPr>
+                <w:sz w:val="20"/>
+              </w:rPr>
+            </w:pPr>
+            <w:r>
+              <w:rPr>
+                <w:sz w:val="20"/>
+              </w:rPr>
+              <w:t>Zawieszenie T2</w:t>
+            </w:r>
+          </w:p>
+        </w:tc>
+        <w:tc>
+          <w:tcPr>
+            <w:tcW w:w="2091" w:type="dxa"/>
+            <w:vAlign w:val="center"/>
+          </w:tcPr>
+          <w:p>
+            <w:pPr>
+              <w:jc w:val="center"/>
+              <w:rPr>
+                <w:sz w:val="20"/>
+              </w:rPr>
+            </w:pPr>
+            <w:r>
+              <w:rPr>
+                <w:sz w:val="20"/>
+              </w:rPr>
+              <w:t>Update wykonany</w:t>
+            </w:r>
+          </w:p>
+          <w:p>
+            <w:pPr>
+              <w:jc w:val="center"/>
+              <w:rPr>
+                <w:sz w:val="18"/>
+              </w:rPr>
+            </w:pPr>
+            <w:r>
+              <w:rPr>
+                <w:sz w:val="20"/>
+              </w:rPr>
+              <w:t>Zawieszenie T2</w:t>
+            </w:r>
+          </w:p>
+        </w:tc>
+        <w:tc>
+          <w:tcPr>
+            <w:tcW w:w="2091" w:type="dxa"/>
+            <w:vAlign w:val="center"/>
+          </w:tcPr>
+          <w:p>
+            <w:pPr>
+              <w:jc w:val="center"/>
+              <w:rPr>
+                <w:sz w:val="20"/>
+              </w:rPr>
+            </w:pPr>
+            <w:r>
+              <w:rPr>
+                <w:sz w:val="20"/>
+              </w:rPr>
+              <w:t>Update wykonany</w:t>
+            </w:r>
+          </w:p>
+          <w:p>
+            <w:pPr>
+              <w:jc w:val="center"/>
+            </w:pPr>
+            <w:r>
+              <w:rPr>
+                <w:sz w:val="20"/>
+              </w:rPr>
+              <w:t>Zawieszenie T2</w:t>
+            </w:r>
+          </w:p>
+        </w:tc>
+        <w:tc>
+          <w:tcPr>
+            <w:tcW w:w="2092" w:type="dxa"/>
+            <w:vAlign w:val="center"/>
+          </w:tcPr>
+          <w:p>
+            <w:pPr>
+              <w:jc w:val="center"/>
+            </w:pPr>
+            <w:r>
+              <w:t>Blokada wzajemna</w:t>
+            </w:r>
+          </w:p>
+        </w:tc>
+      </w:tr>
+      <w:tr>
+        <w:trPr>
+          <w:trHeight w:val="624"/>
+        </w:trPr>
+        <w:tc>
+          <w:tcPr>
+            <w:tcW w:w="2091" w:type="dxa"/>
+            <w:vAlign w:val="center"/>
+          </w:tcPr>
+          <w:p>
+            <w:pPr>
+              <w:jc w:val="center"/>
+            </w:pPr>
+            <w:r>
+              <w:t>SERIALIZABLE</w:t>
+            </w:r>
+          </w:p>
+        </w:tc>
+        <w:tc>
+          <w:tcPr>
+            <w:tcW w:w="2091" w:type="dxa"/>
+            <w:vAlign w:val="center"/>
+          </w:tcPr>
+          <w:p>
+            <w:pPr>
+              <w:jc w:val="center"/>
+              <w:rPr>
+                <w:sz w:val="20"/>
+              </w:rPr>
+            </w:pPr>
+            <w:r>
+              <w:rPr>
+                <w:sz w:val="20"/>
+              </w:rPr>
+              <w:t>Update wykonany</w:t>
+            </w:r>
+          </w:p>
+          <w:p>
+            <w:pPr>
+              <w:jc w:val="center"/>
+              <w:rPr>
+                <w:sz w:val="20"/>
+              </w:rPr>
+            </w:pPr>
+            <w:r>
+              <w:rPr>
+                <w:sz w:val="20"/>
+              </w:rPr>
+              <w:t>Zawieszenie T2</w:t>
+            </w:r>
+          </w:p>
+        </w:tc>
+        <w:tc>
+          <w:tcPr>
+            <w:tcW w:w="2091" w:type="dxa"/>
+            <w:vAlign w:val="center"/>
+          </w:tcPr>
+          <w:p>
+            <w:pPr>
+              <w:jc w:val="center"/>
+              <w:rPr>
+                <w:sz w:val="20"/>
+              </w:rPr>
+            </w:pPr>
+            <w:r>
+              <w:rPr>
+                <w:sz w:val="20"/>
+              </w:rPr>
+              <w:t>Update wykonany</w:t>
+            </w:r>
+          </w:p>
+          <w:p>
+            <w:pPr>
+              <w:jc w:val="center"/>
+              <w:rPr>
+                <w:sz w:val="18"/>
+              </w:rPr>
+            </w:pPr>
+            <w:r>
+              <w:rPr>
+                <w:sz w:val="20"/>
+              </w:rPr>
+              <w:t>Zawieszenie T2</w:t>
+            </w:r>
+          </w:p>
+        </w:tc>
+        <w:tc>
+          <w:tcPr>
+            <w:tcW w:w="2091" w:type="dxa"/>
+            <w:vAlign w:val="center"/>
+          </w:tcPr>
+          <w:p>
+            <w:pPr>
+              <w:jc w:val="center"/>
+              <w:rPr>
+                <w:sz w:val="20"/>
+              </w:rPr>
+            </w:pPr>
+            <w:r>
+              <w:rPr>
+                <w:sz w:val="20"/>
+              </w:rPr>
+              <w:t>Update wykonany</w:t>
+            </w:r>
+          </w:p>
+          <w:p>
+            <w:pPr>
+              <w:jc w:val="center"/>
+            </w:pPr>
+            <w:r>
+              <w:rPr>
+                <w:sz w:val="20"/>
+              </w:rPr>
+              <w:t>Zawieszenie T2</w:t>
+            </w:r>
+          </w:p>
+        </w:tc>
+        <w:tc>
+          <w:tcPr>
+            <w:tcW w:w="2092" w:type="dxa"/>
+            <w:vAlign w:val="center"/>
+          </w:tcPr>
+          <w:p>
+            <w:pPr>
+              <w:jc w:val="center"/>
+            </w:pPr>
+            <w:r>
+              <w:t>Blokada wzajemna</w:t>
+            </w:r>
+          </w:p>
+        </w:tc>
+      </w:tr>
+    </w:tbl>
     <w:p>
       <w:pPr>
         <w:spacing w:after="0"/>
@@ -1693,7 +3839,7 @@
 </file>
 
 <file path=word/styles.xml><?xml version="1.0" encoding="utf-8"?>
-<w:styles xmlns:mc="http://schemas.openxmlformats.org/markup-compatibility/2006" xmlns:r="http://schemas.openxmlformats.org/officeDocument/2006/relationships" xmlns:w="http://schemas.openxmlformats.org/wordprocessingml/2006/main" xmlns:w14="http://schemas.microsoft.com/office/word/2010/wordml" xmlns:w15="http://schemas.microsoft.com/office/word/2012/wordml" xmlns:w16cex="http://schemas.microsoft.com/office/word/2018/wordml/cex" xmlns:w16cid="http://schemas.microsoft.com/office/word/2016/wordml/cid" xmlns:w16="http://schemas.microsoft.com/office/word/2018/wordml" xmlns:w16du="http://schemas.microsoft.com/office/word/2023/wordml/word16du" xmlns:w16sdtdh="http://schemas.microsoft.com/office/word/2020/wordml/sdtdatahash" xmlns:w16sdtfl="http://schemas.microsoft.com/office/word/2024/wordml/sdtformatlock" xmlns:w16se="http://schemas.microsoft.com/office/word/2015/wordml/symex" mc:Ignorable="w14 w15 w16se w16cid w16 w16cex w16sdtdh w16sdtfl w16du">
+<w:styles xmlns:mc="http://schemas.openxmlformats.org/markup-compatibility/2006" xmlns:r="http://schemas.openxmlformats.org/officeDocument/2006/relationships" xmlns:w="http://schemas.openxmlformats.org/wordprocessingml/2006/main" xmlns:w14="http://schemas.microsoft.com/office/word/2010/wordml" xmlns:w15="http://schemas.microsoft.com/office/word/2012/wordml" xmlns:w16cid="http://schemas.microsoft.com/office/word/2016/wordml/cid" xmlns:w16se="http://schemas.microsoft.com/office/word/2015/wordml/symex" mc:Ignorable="w14 w15 w16se w16cid">
   <w:docDefaults>
     <w:rPrDefault>
       <w:rPr>
@@ -1711,7 +3857,7 @@
       </w:pPr>
     </w:pPrDefault>
   </w:docDefaults>
-  <w:latentStyles w:defLockedState="0" w:defUIPriority="99" w:defSemiHidden="0" w:defUnhideWhenUsed="0" w:defQFormat="0" w:count="376">
+  <w:latentStyles w:defLockedState="0" w:defUIPriority="99" w:defSemiHidden="0" w:defUnhideWhenUsed="0" w:defQFormat="0" w:count="375">
     <w:lsdException w:name="Normal" w:uiPriority="0" w:qFormat="1"/>
     <w:lsdException w:name="heading 1" w:uiPriority="9" w:qFormat="1"/>
     <w:lsdException w:name="heading 2" w:semiHidden="1" w:uiPriority="9" w:unhideWhenUsed="1" w:qFormat="1"/>
@@ -2087,7 +4233,6 @@
     <w:lsdException w:name="Smart Hyperlink" w:semiHidden="1" w:unhideWhenUsed="1"/>
     <w:lsdException w:name="Hashtag" w:semiHidden="1" w:unhideWhenUsed="1"/>
     <w:lsdException w:name="Unresolved Mention" w:semiHidden="1" w:unhideWhenUsed="1"/>
-    <w:lsdException w:name="Smart Link" w:semiHidden="1" w:unhideWhenUsed="1"/>
   </w:latentStyles>
   <w:style w:type="paragraph" w:default="1" w:styleId="Normalny">
     <w:name w:val="Normal"/>
@@ -2295,6 +4440,7 @@
   <w:style w:type="character" w:default="1" w:styleId="Domylnaczcionkaakapitu">
     <w:name w:val="Default Paragraph Font"/>
     <w:uiPriority w:val="1"/>
+    <w:semiHidden/>
     <w:unhideWhenUsed/>
   </w:style>
   <w:style w:type="table" w:default="1" w:styleId="Standardowy">
@@ -2607,6 +4753,25 @@
       <w:color w:val="0F4761" w:themeColor="accent1" w:themeShade="BF"/>
       <w:spacing w:val="5"/>
     </w:rPr>
+  </w:style>
+  <w:style w:type="table" w:styleId="Tabela-Siatka">
+    <w:name w:val="Table Grid"/>
+    <w:basedOn w:val="Standardowy"/>
+    <w:uiPriority w:val="39"/>
+    <w:rsid w:val="000D3FA5"/>
+    <w:pPr>
+      <w:spacing w:after="0" w:line="240" w:lineRule="auto"/>
+    </w:pPr>
+    <w:tblPr>
+      <w:tblBorders>
+        <w:top w:val="single" w:sz="4" w:space="0" w:color="auto"/>
+        <w:left w:val="single" w:sz="4" w:space="0" w:color="auto"/>
+        <w:bottom w:val="single" w:sz="4" w:space="0" w:color="auto"/>
+        <w:right w:val="single" w:sz="4" w:space="0" w:color="auto"/>
+        <w:insideH w:val="single" w:sz="4" w:space="0" w:color="auto"/>
+        <w:insideV w:val="single" w:sz="4" w:space="0" w:color="auto"/>
+      </w:tblBorders>
+    </w:tblPr>
   </w:style>
 </w:styles>
 </file>
@@ -2927,20 +5092,20 @@
 </file>
 
 <file path=customXml/item1.xml><?xml version="1.0" encoding="utf-8"?>
-<p:properties xmlns:p="http://schemas.microsoft.com/office/2006/metadata/properties" xmlns:xsi="http://www.w3.org/2001/XMLSchema-instance" xmlns:pc="http://schemas.microsoft.com/office/infopath/2007/PartnerControls">
-  <documentManagement>
-    <_activity xmlns="1f99814a-f092-4c47-876f-9c9f5229a2de" xsi:nil="true"/>
-  </documentManagement>
-</p:properties>
-</file>
-
-<file path=customXml/item2.xml><?xml version="1.0" encoding="utf-8"?>
 <?mso-contentType ?>
 <FormTemplates xmlns="http://schemas.microsoft.com/sharepoint/v3/contenttype/forms">
   <Display>DocumentLibraryForm</Display>
   <Edit>DocumentLibraryForm</Edit>
   <New>DocumentLibraryForm</New>
 </FormTemplates>
+</file>
+
+<file path=customXml/item2.xml><?xml version="1.0" encoding="utf-8"?>
+<p:properties xmlns:p="http://schemas.microsoft.com/office/2006/metadata/properties" xmlns:xsi="http://www.w3.org/2001/XMLSchema-instance" xmlns:pc="http://schemas.microsoft.com/office/infopath/2007/PartnerControls">
+  <documentManagement>
+    <_activity xmlns="1f99814a-f092-4c47-876f-9c9f5229a2de" xsi:nil="true"/>
+  </documentManagement>
+</p:properties>
 </file>
 
 <file path=customXml/item3.xml><?xml version="1.0" encoding="utf-8"?>
@@ -3126,19 +5291,25 @@
 </file>
 
 <file path=customXml/itemProps1.xml><?xml version="1.0" encoding="utf-8"?>
-<ds:datastoreItem xmlns:ds="http://schemas.openxmlformats.org/officeDocument/2006/customXml" ds:itemID="{D71AB52B-34B8-41F9-9366-E83E8210D8A7}">
+<ds:datastoreItem xmlns:ds="http://schemas.openxmlformats.org/officeDocument/2006/customXml" ds:itemID="{AB4E5588-D092-4E79-A6D2-E3F332227F1D}">
   <ds:schemaRefs>
-    <ds:schemaRef ds:uri="http://schemas.microsoft.com/office/2006/metadata/properties"/>
-    <ds:schemaRef ds:uri="http://schemas.microsoft.com/office/infopath/2007/PartnerControls"/>
-    <ds:schemaRef ds:uri="1f99814a-f092-4c47-876f-9c9f5229a2de"/>
+    <ds:schemaRef ds:uri="http://schemas.microsoft.com/sharepoint/v3/contenttype/forms"/>
   </ds:schemaRefs>
 </ds:datastoreItem>
 </file>
 
 <file path=customXml/itemProps2.xml><?xml version="1.0" encoding="utf-8"?>
-<ds:datastoreItem xmlns:ds="http://schemas.openxmlformats.org/officeDocument/2006/customXml" ds:itemID="{AB4E5588-D092-4E79-A6D2-E3F332227F1D}">
+<ds:datastoreItem xmlns:ds="http://schemas.openxmlformats.org/officeDocument/2006/customXml" ds:itemID="{D71AB52B-34B8-41F9-9366-E83E8210D8A7}">
   <ds:schemaRefs>
-    <ds:schemaRef ds:uri="http://schemas.microsoft.com/sharepoint/v3/contenttype/forms"/>
+    <ds:schemaRef ds:uri="http://purl.org/dc/elements/1.1/"/>
+    <ds:schemaRef ds:uri="http://purl.org/dc/dcmitype/"/>
+    <ds:schemaRef ds:uri="http://schemas.microsoft.com/office/infopath/2007/PartnerControls"/>
+    <ds:schemaRef ds:uri="http://www.w3.org/XML/1998/namespace"/>
+    <ds:schemaRef ds:uri="http://purl.org/dc/terms/"/>
+    <ds:schemaRef ds:uri="http://schemas.microsoft.com/office/2006/documentManagement/types"/>
+    <ds:schemaRef ds:uri="http://schemas.openxmlformats.org/package/2006/metadata/core-properties"/>
+    <ds:schemaRef ds:uri="1f99814a-f092-4c47-876f-9c9f5229a2de"/>
+    <ds:schemaRef ds:uri="http://schemas.microsoft.com/office/2006/metadata/properties"/>
   </ds:schemaRefs>
 </ds:datastoreItem>
 </file>
